--- a/docs/formatos/inspecciones/INSP-05 Reconectadores.docx
+++ b/docs/formatos/inspecciones/INSP-05 Reconectadores.docx
@@ -106,7 +106,7 @@
           <w:u w:val="single"/>
           <w:lang w:val="es-CL"/>
         </w:rPr>
-        <w:t>EST-ELEC-MLP-STN-05</w:t>
+        <w:t>EST-ELEC-MLP-Bbosch-05</w:t>
       </w:r>
     </w:p>
     <w:p>
@@ -951,7 +951,7 @@
                 <w:sz w:val="20"/>
                 <w:szCs w:val="20"/>
               </w:rPr>
-              <w:t>Supervisor STN:</w:t>
+              <w:t>Supervisor Bbosch:</w:t>
             </w:r>
             <w:r>
               <w:t xml:space="preserve"> </w:t>
@@ -1060,7 +1060,7 @@
                 <w:sz w:val="20"/>
                 <w:szCs w:val="20"/>
               </w:rPr>
-              <w:t>Planificador STN:</w:t>
+              <w:t>Planificador Bbosch:</w:t>
             </w:r>
             <w:r>
               <w:t xml:space="preserve"> </w:t>

--- a/docs/formatos/inspecciones/INSP-05 Reconectadores.docx
+++ b/docs/formatos/inspecciones/INSP-05 Reconectadores.docx
@@ -1,6 +1,6 @@
 
 <file path=word/document.xml><?xml version="1.0" encoding="utf-8"?>
-<w:document xmlns:wpc="http://schemas.microsoft.com/office/word/2010/wordprocessingCanvas" xmlns:cx="http://schemas.microsoft.com/office/drawing/2014/chartex" xmlns:cx1="http://schemas.microsoft.com/office/drawing/2015/9/8/chartex" xmlns:cx2="http://schemas.microsoft.com/office/drawing/2015/10/21/chartex" xmlns:cx3="http://schemas.microsoft.com/office/drawing/2016/5/9/chartex" xmlns:cx4="http://schemas.microsoft.com/office/drawing/2016/5/10/chartex" xmlns:cx5="http://schemas.microsoft.com/office/drawing/2016/5/11/chartex" xmlns:cx6="http://schemas.microsoft.com/office/drawing/2016/5/12/chartex" xmlns:cx7="http://schemas.microsoft.com/office/drawing/2016/5/13/chartex" xmlns:cx8="http://schemas.microsoft.com/office/drawing/2016/5/14/chartex" xmlns:mc="http://schemas.openxmlformats.org/markup-compatibility/2006" xmlns:aink="http://schemas.microsoft.com/office/drawing/2016/ink" xmlns:am3d="http://schemas.microsoft.com/office/drawing/2017/model3d" xmlns:o="urn:schemas-microsoft-com:office:office" xmlns:oel="http://schemas.microsoft.com/office/2019/extlst" xmlns:r="http://schemas.openxmlformats.org/officeDocument/2006/relationships" xmlns:m="http://schemas.openxmlformats.org/officeDocument/2006/math" xmlns:v="urn:schemas-microsoft-com:vml" xmlns:wp14="http://schemas.microsoft.com/office/word/2010/wordprocessingDrawing" xmlns:wp="http://schemas.openxmlformats.org/drawingml/2006/wordprocessingDrawing" xmlns:w10="urn:schemas-microsoft-com:office:word" xmlns:w="http://schemas.openxmlformats.org/wordprocessingml/2006/main" xmlns:w14="http://schemas.microsoft.com/office/word/2010/wordml" xmlns:w15="http://schemas.microsoft.com/office/word/2012/wordml" xmlns:w16cex="http://schemas.microsoft.com/office/word/2018/wordml/cex" xmlns:w16cid="http://schemas.microsoft.com/office/word/2016/wordml/cid" xmlns:w16="http://schemas.microsoft.com/office/word/2018/wordml" xmlns:w16du="http://schemas.microsoft.com/office/word/2023/wordml/word16du" xmlns:w16sdtdh="http://schemas.microsoft.com/office/word/2020/wordml/sdtdatahash" xmlns:w16se="http://schemas.microsoft.com/office/word/2015/wordml/symex" xmlns:wpg="http://schemas.microsoft.com/office/word/2010/wordprocessingGroup" xmlns:wpi="http://schemas.microsoft.com/office/word/2010/wordprocessingInk" xmlns:wne="http://schemas.microsoft.com/office/word/2006/wordml" xmlns:wps="http://schemas.microsoft.com/office/word/2010/wordprocessingShape" mc:Ignorable="w14 w15 w16se w16cid w16 w16cex w16sdtdh w16du wp14">
+<w:document xmlns:wpc="http://schemas.microsoft.com/office/word/2010/wordprocessingCanvas" xmlns:cx="http://schemas.microsoft.com/office/drawing/2014/chartex" xmlns:cx1="http://schemas.microsoft.com/office/drawing/2015/9/8/chartex" xmlns:cx2="http://schemas.microsoft.com/office/drawing/2015/10/21/chartex" xmlns:cx3="http://schemas.microsoft.com/office/drawing/2016/5/9/chartex" xmlns:cx4="http://schemas.microsoft.com/office/drawing/2016/5/10/chartex" xmlns:cx5="http://schemas.microsoft.com/office/drawing/2016/5/11/chartex" xmlns:cx6="http://schemas.microsoft.com/office/drawing/2016/5/12/chartex" xmlns:cx7="http://schemas.microsoft.com/office/drawing/2016/5/13/chartex" xmlns:cx8="http://schemas.microsoft.com/office/drawing/2016/5/14/chartex" xmlns:mc="http://schemas.openxmlformats.org/markup-compatibility/2006" xmlns:aink="http://schemas.microsoft.com/office/drawing/2016/ink" xmlns:am3d="http://schemas.microsoft.com/office/drawing/2017/model3d" xmlns:o="urn:schemas-microsoft-com:office:office" xmlns:oel="http://schemas.microsoft.com/office/2019/extlst" xmlns:r="http://schemas.openxmlformats.org/officeDocument/2006/relationships" xmlns:m="http://schemas.openxmlformats.org/officeDocument/2006/math" xmlns:v="urn:schemas-microsoft-com:vml" xmlns:wp14="http://schemas.microsoft.com/office/word/2010/wordprocessingDrawing" xmlns:wp="http://schemas.openxmlformats.org/drawingml/2006/wordprocessingDrawing" xmlns:w10="urn:schemas-microsoft-com:office:word" xmlns:w="http://schemas.openxmlformats.org/wordprocessingml/2006/main" xmlns:w14="http://schemas.microsoft.com/office/word/2010/wordml" xmlns:w15="http://schemas.microsoft.com/office/word/2012/wordml" xmlns:w16cex="http://schemas.microsoft.com/office/word/2018/wordml/cex" xmlns:w16cid="http://schemas.microsoft.com/office/word/2016/wordml/cid" xmlns:w16="http://schemas.microsoft.com/office/word/2018/wordml" xmlns:w16du="http://schemas.microsoft.com/office/word/2023/wordml/word16du" xmlns:w16sdtdh="http://schemas.microsoft.com/office/word/2020/wordml/sdtdatahash" xmlns:w16sdtfl="http://schemas.microsoft.com/office/word/2024/wordml/sdtformatlock" xmlns:w16se="http://schemas.microsoft.com/office/word/2015/wordml/symex" xmlns:wpg="http://schemas.microsoft.com/office/word/2010/wordprocessingGroup" xmlns:wpi="http://schemas.microsoft.com/office/word/2010/wordprocessingInk" xmlns:wne="http://schemas.microsoft.com/office/word/2006/wordml" xmlns:wps="http://schemas.microsoft.com/office/word/2010/wordprocessingShape" mc:Ignorable="w14 w15 w16se w16cid w16 w16cex w16sdtdh w16sdtfl w16du wp14">
   <w:body>
     <w:p>
       <w:pPr>
@@ -146,7 +146,6 @@
           <w:u w:val="single"/>
         </w:rPr>
       </w:pPr>
-      <w:proofErr w:type="spellStart"/>
       <w:r>
         <w:rPr>
           <w:rFonts w:ascii="Arial" w:hAnsi="Arial" w:cs="Arial"/>
@@ -155,18 +154,7 @@
           <w:szCs w:val="20"/>
           <w:u w:val="single"/>
         </w:rPr>
-        <w:t>Reconectador</w:t>
-      </w:r>
-      <w:proofErr w:type="spellEnd"/>
-      <w:r>
-        <w:rPr>
-          <w:rFonts w:ascii="Arial" w:hAnsi="Arial" w:cs="Arial"/>
-          <w:b/>
-          <w:sz w:val="20"/>
-          <w:szCs w:val="20"/>
-          <w:u w:val="single"/>
-        </w:rPr>
-        <w:t xml:space="preserve"> 23Kv</w:t>
+        <w:t>Reconectador 23Kv</w:t>
       </w:r>
     </w:p>
     <w:p>
@@ -214,7 +202,6 @@
               <w:bottom w:val="single" w:sz="4" w:space="0" w:color="auto"/>
               <w:right w:val="single" w:sz="4" w:space="0" w:color="auto"/>
             </w:tcBorders>
-            <w:shd w:val="clear" w:color="auto" w:fill="auto"/>
             <w:noWrap/>
             <w:vAlign w:val="center"/>
             <w:hideMark/>
@@ -241,16 +228,6 @@
             </w:r>
             <w:r>
               <w:t xml:space="preserve"> </w:t>
-            </w:r>
-            <w:r>
-              <w:rPr>
-                <w:b/>
-                <w:bCs/>
-                <w:color w:val="000000"/>
-                <w:sz w:val="20"/>
-                <w:szCs w:val="20"/>
-              </w:rPr>
-              <w:t>##tag_equipo##</w:t>
             </w:r>
           </w:p>
         </w:tc>
@@ -263,7 +240,6 @@
               <w:bottom w:val="single" w:sz="4" w:space="0" w:color="auto"/>
               <w:right w:val="single" w:sz="4" w:space="0" w:color="auto"/>
             </w:tcBorders>
-            <w:shd w:val="clear" w:color="auto" w:fill="auto"/>
             <w:noWrap/>
             <w:vAlign w:val="center"/>
             <w:hideMark/>
@@ -278,7 +254,6 @@
                 <w:szCs w:val="20"/>
               </w:rPr>
             </w:pPr>
-            <w:proofErr w:type="spellStart"/>
             <w:r>
               <w:rPr>
                 <w:b/>
@@ -287,31 +262,10 @@
                 <w:sz w:val="20"/>
                 <w:szCs w:val="20"/>
               </w:rPr>
-              <w:t>N°</w:t>
-            </w:r>
-            <w:proofErr w:type="spellEnd"/>
-            <w:r>
-              <w:rPr>
-                <w:b/>
-                <w:bCs/>
-                <w:color w:val="000000"/>
-                <w:sz w:val="20"/>
-                <w:szCs w:val="20"/>
-              </w:rPr>
-              <w:t xml:space="preserve"> OT:</w:t>
+              <w:t>N° OT:</w:t>
             </w:r>
             <w:r>
               <w:t xml:space="preserve"> </w:t>
-            </w:r>
-            <w:r>
-              <w:rPr>
-                <w:b/>
-                <w:bCs/>
-                <w:color w:val="000000"/>
-                <w:sz w:val="20"/>
-                <w:szCs w:val="20"/>
-              </w:rPr>
-              <w:t>##n_orden_trabajo##</w:t>
             </w:r>
           </w:p>
         </w:tc>
@@ -329,7 +283,6 @@
               <w:bottom w:val="single" w:sz="4" w:space="0" w:color="auto"/>
               <w:right w:val="single" w:sz="4" w:space="0" w:color="auto"/>
             </w:tcBorders>
-            <w:shd w:val="clear" w:color="auto" w:fill="auto"/>
             <w:noWrap/>
             <w:vAlign w:val="center"/>
             <w:hideMark/>
@@ -356,16 +309,6 @@
             </w:r>
             <w:r>
               <w:t xml:space="preserve"> </w:t>
-            </w:r>
-            <w:r>
-              <w:rPr>
-                <w:b/>
-                <w:bCs/>
-                <w:color w:val="000000"/>
-                <w:sz w:val="20"/>
-                <w:szCs w:val="20"/>
-              </w:rPr>
-              <w:t>##ubicacion##</w:t>
             </w:r>
           </w:p>
         </w:tc>
@@ -378,7 +321,6 @@
               <w:bottom w:val="single" w:sz="4" w:space="0" w:color="auto"/>
               <w:right w:val="single" w:sz="4" w:space="0" w:color="auto"/>
             </w:tcBorders>
-            <w:shd w:val="clear" w:color="auto" w:fill="auto"/>
             <w:noWrap/>
             <w:vAlign w:val="center"/>
             <w:hideMark/>
@@ -405,16 +347,6 @@
             </w:r>
             <w:r>
               <w:t xml:space="preserve"> </w:t>
-            </w:r>
-            <w:r>
-              <w:rPr>
-                <w:b/>
-                <w:bCs/>
-                <w:color w:val="000000"/>
-                <w:sz w:val="20"/>
-                <w:szCs w:val="20"/>
-              </w:rPr>
-              <w:t>##fecha##</w:t>
             </w:r>
           </w:p>
         </w:tc>
@@ -432,7 +364,6 @@
               <w:bottom w:val="single" w:sz="4" w:space="0" w:color="auto"/>
               <w:right w:val="single" w:sz="4" w:space="0" w:color="auto"/>
             </w:tcBorders>
-            <w:shd w:val="clear" w:color="auto" w:fill="auto"/>
             <w:noWrap/>
             <w:vAlign w:val="center"/>
             <w:hideMark/>
@@ -459,16 +390,6 @@
             </w:r>
             <w:r>
               <w:t xml:space="preserve"> </w:t>
-            </w:r>
-            <w:r>
-              <w:rPr>
-                <w:b/>
-                <w:bCs/>
-                <w:color w:val="000000"/>
-                <w:sz w:val="20"/>
-                <w:szCs w:val="20"/>
-              </w:rPr>
-              <w:t>##hora_inicio##</w:t>
             </w:r>
           </w:p>
         </w:tc>
@@ -481,7 +402,6 @@
               <w:bottom w:val="single" w:sz="4" w:space="0" w:color="auto"/>
               <w:right w:val="single" w:sz="4" w:space="0" w:color="auto"/>
             </w:tcBorders>
-            <w:shd w:val="clear" w:color="auto" w:fill="auto"/>
             <w:noWrap/>
             <w:vAlign w:val="center"/>
             <w:hideMark/>
@@ -508,16 +428,6 @@
             </w:r>
             <w:r>
               <w:t xml:space="preserve"> </w:t>
-            </w:r>
-            <w:r>
-              <w:rPr>
-                <w:b/>
-                <w:bCs/>
-                <w:color w:val="000000"/>
-                <w:sz w:val="20"/>
-                <w:szCs w:val="20"/>
-              </w:rPr>
-              <w:t>##hora_termino##</w:t>
             </w:r>
           </w:p>
         </w:tc>
@@ -535,7 +445,6 @@
               <w:bottom w:val="single" w:sz="4" w:space="0" w:color="auto"/>
               <w:right w:val="single" w:sz="4" w:space="0" w:color="auto"/>
             </w:tcBorders>
-            <w:shd w:val="clear" w:color="auto" w:fill="auto"/>
             <w:noWrap/>
             <w:vAlign w:val="center"/>
             <w:hideMark/>
@@ -562,16 +471,6 @@
             </w:r>
             <w:r>
               <w:t xml:space="preserve"> </w:t>
-            </w:r>
-            <w:r>
-              <w:rPr>
-                <w:b/>
-                <w:bCs/>
-                <w:color w:val="000000"/>
-                <w:sz w:val="20"/>
-                <w:szCs w:val="20"/>
-              </w:rPr>
-              <w:t>##marca##</w:t>
             </w:r>
           </w:p>
         </w:tc>
@@ -584,7 +483,6 @@
               <w:bottom w:val="single" w:sz="4" w:space="0" w:color="auto"/>
               <w:right w:val="single" w:sz="4" w:space="0" w:color="auto"/>
             </w:tcBorders>
-            <w:shd w:val="clear" w:color="auto" w:fill="auto"/>
             <w:noWrap/>
             <w:vAlign w:val="center"/>
             <w:hideMark/>
@@ -611,16 +509,6 @@
             </w:r>
             <w:r>
               <w:t xml:space="preserve"> </w:t>
-            </w:r>
-            <w:r>
-              <w:rPr>
-                <w:b/>
-                <w:bCs/>
-                <w:color w:val="000000"/>
-                <w:sz w:val="20"/>
-                <w:szCs w:val="20"/>
-              </w:rPr>
-              <w:t>##modelo##</w:t>
             </w:r>
           </w:p>
         </w:tc>
@@ -668,7 +556,6 @@
               <w:bottom w:val="single" w:sz="4" w:space="0" w:color="auto"/>
               <w:right w:val="single" w:sz="4" w:space="0" w:color="auto"/>
             </w:tcBorders>
-            <w:shd w:val="clear" w:color="auto" w:fill="auto"/>
             <w:noWrap/>
             <w:vAlign w:val="center"/>
             <w:hideMark/>
@@ -705,9 +592,6 @@
             </w:r>
             <w:r>
               <w:t xml:space="preserve"> </w:t>
-            </w:r>
-            <w:r>
-              <w:t>##participantes1##</w:t>
             </w:r>
           </w:p>
         </w:tc>
@@ -720,7 +604,6 @@
               <w:bottom w:val="single" w:sz="4" w:space="0" w:color="auto"/>
               <w:right w:val="single" w:sz="4" w:space="0" w:color="auto"/>
             </w:tcBorders>
-            <w:shd w:val="clear" w:color="auto" w:fill="auto"/>
             <w:noWrap/>
             <w:vAlign w:val="center"/>
             <w:hideMark/>
@@ -757,16 +640,6 @@
             </w:r>
             <w:r>
               <w:t xml:space="preserve"> </w:t>
-            </w:r>
-            <w:r>
-              <w:rPr>
-                <w:b/>
-                <w:bCs/>
-                <w:color w:val="000000"/>
-                <w:sz w:val="20"/>
-                <w:szCs w:val="20"/>
-              </w:rPr>
-              <w:t>##firma3##</w:t>
             </w:r>
           </w:p>
         </w:tc>
@@ -814,7 +687,6 @@
               <w:bottom w:val="single" w:sz="4" w:space="0" w:color="auto"/>
               <w:right w:val="single" w:sz="4" w:space="0" w:color="auto"/>
             </w:tcBorders>
-            <w:shd w:val="clear" w:color="auto" w:fill="auto"/>
             <w:noWrap/>
             <w:vAlign w:val="center"/>
           </w:tcPr>
@@ -847,16 +719,6 @@
                 <w:szCs w:val="20"/>
               </w:rPr>
               <w:t xml:space="preserve">: </w:t>
-            </w:r>
-            <w:r>
-              <w:rPr>
-                <w:b/>
-                <w:bCs/>
-                <w:color w:val="000000"/>
-                <w:sz w:val="20"/>
-                <w:szCs w:val="20"/>
-              </w:rPr>
-              <w:t>##encargado_de_actividad##</w:t>
             </w:r>
           </w:p>
         </w:tc>
@@ -869,7 +731,6 @@
               <w:bottom w:val="single" w:sz="4" w:space="0" w:color="auto"/>
               <w:right w:val="single" w:sz="4" w:space="0" w:color="auto"/>
             </w:tcBorders>
-            <w:shd w:val="clear" w:color="auto" w:fill="auto"/>
             <w:noWrap/>
             <w:vAlign w:val="center"/>
           </w:tcPr>
@@ -902,16 +763,6 @@
                 <w:szCs w:val="20"/>
               </w:rPr>
               <w:t xml:space="preserve">: </w:t>
-            </w:r>
-            <w:r>
-              <w:rPr>
-                <w:b/>
-                <w:bCs/>
-                <w:color w:val="000000"/>
-                <w:sz w:val="20"/>
-                <w:szCs w:val="20"/>
-              </w:rPr>
-              <w:t>##firma4##</w:t>
             </w:r>
           </w:p>
         </w:tc>
@@ -929,7 +780,6 @@
               <w:bottom w:val="single" w:sz="4" w:space="0" w:color="auto"/>
               <w:right w:val="single" w:sz="4" w:space="0" w:color="auto"/>
             </w:tcBorders>
-            <w:shd w:val="clear" w:color="auto" w:fill="auto"/>
             <w:noWrap/>
             <w:vAlign w:val="center"/>
           </w:tcPr>
@@ -955,16 +805,6 @@
             </w:r>
             <w:r>
               <w:t xml:space="preserve"> </w:t>
-            </w:r>
-            <w:r>
-              <w:rPr>
-                <w:b/>
-                <w:bCs/>
-                <w:color w:val="000000"/>
-                <w:sz w:val="20"/>
-                <w:szCs w:val="20"/>
-              </w:rPr>
-              <w:t>##supervisor1##</w:t>
             </w:r>
           </w:p>
         </w:tc>
@@ -977,7 +817,6 @@
               <w:bottom w:val="single" w:sz="4" w:space="0" w:color="auto"/>
               <w:right w:val="single" w:sz="4" w:space="0" w:color="auto"/>
             </w:tcBorders>
-            <w:shd w:val="clear" w:color="auto" w:fill="auto"/>
             <w:noWrap/>
             <w:vAlign w:val="center"/>
           </w:tcPr>
@@ -1010,16 +849,6 @@
                 <w:szCs w:val="20"/>
               </w:rPr>
               <w:t xml:space="preserve"> </w:t>
-            </w:r>
-            <w:r>
-              <w:rPr>
-                <w:b/>
-                <w:bCs/>
-                <w:color w:val="000000"/>
-                <w:sz w:val="20"/>
-                <w:szCs w:val="20"/>
-              </w:rPr>
-              <w:t>##firma1##</w:t>
             </w:r>
           </w:p>
         </w:tc>
@@ -1037,7 +866,6 @@
               <w:bottom w:val="single" w:sz="4" w:space="0" w:color="auto"/>
               <w:right w:val="single" w:sz="4" w:space="0" w:color="auto"/>
             </w:tcBorders>
-            <w:shd w:val="clear" w:color="auto" w:fill="auto"/>
             <w:noWrap/>
             <w:vAlign w:val="center"/>
             <w:hideMark/>
@@ -1064,16 +892,6 @@
             </w:r>
             <w:r>
               <w:t xml:space="preserve"> </w:t>
-            </w:r>
-            <w:r>
-              <w:rPr>
-                <w:b/>
-                <w:bCs/>
-                <w:color w:val="000000"/>
-                <w:sz w:val="20"/>
-                <w:szCs w:val="20"/>
-              </w:rPr>
-              <w:t>##planificador1##</w:t>
             </w:r>
           </w:p>
         </w:tc>
@@ -1086,7 +904,6 @@
               <w:bottom w:val="single" w:sz="4" w:space="0" w:color="auto"/>
               <w:right w:val="single" w:sz="4" w:space="0" w:color="auto"/>
             </w:tcBorders>
-            <w:shd w:val="clear" w:color="auto" w:fill="auto"/>
             <w:noWrap/>
             <w:vAlign w:val="center"/>
             <w:hideMark/>
@@ -1113,16 +930,6 @@
             </w:r>
             <w:r>
               <w:t xml:space="preserve"> </w:t>
-            </w:r>
-            <w:r>
-              <w:rPr>
-                <w:b/>
-                <w:bCs/>
-                <w:color w:val="000000"/>
-                <w:sz w:val="20"/>
-                <w:szCs w:val="20"/>
-              </w:rPr>
-              <w:t>##firma2##</w:t>
             </w:r>
           </w:p>
         </w:tc>
@@ -1320,14 +1127,13 @@
         <w:tblLook w:val="04A0" w:firstRow="1" w:lastRow="0" w:firstColumn="1" w:lastColumn="0" w:noHBand="0" w:noVBand="1"/>
       </w:tblPr>
       <w:tblGrid>
-        <w:gridCol w:w="5654"/>
-        <w:gridCol w:w="3743"/>
+        <w:gridCol w:w="5704"/>
+        <w:gridCol w:w="3693"/>
       </w:tblGrid>
       <w:tr>
         <w:tc>
           <w:tcPr>
             <w:tcW w:w="5778" w:type="dxa"/>
-            <w:shd w:val="clear" w:color="auto" w:fill="auto"/>
           </w:tcPr>
           <w:p>
             <w:pPr>
@@ -1347,23 +1153,13 @@
                 <w:sz w:val="20"/>
                 <w:szCs w:val="20"/>
               </w:rPr>
-              <w:t xml:space="preserve">Acceso a </w:t>
-            </w:r>
-            <w:proofErr w:type="spellStart"/>
-            <w:r>
-              <w:rPr>
-                <w:sz w:val="20"/>
-                <w:szCs w:val="20"/>
-              </w:rPr>
-              <w:t>reconectador</w:t>
-            </w:r>
-            <w:proofErr w:type="spellEnd"/>
+              <w:t>Acceso a reconectador</w:t>
+            </w:r>
           </w:p>
         </w:tc>
         <w:tc>
           <w:tcPr>
             <w:tcW w:w="3769" w:type="dxa"/>
-            <w:shd w:val="clear" w:color="auto" w:fill="auto"/>
             <w:vAlign w:val="center"/>
           </w:tcPr>
           <w:p>
@@ -1376,14 +1172,6 @@
                 <w:szCs w:val="20"/>
               </w:rPr>
             </w:pPr>
-            <w:r>
-              <w:rPr>
-                <w:b/>
-                <w:sz w:val="20"/>
-                <w:szCs w:val="20"/>
-              </w:rPr>
-              <w:t>##acceso_a_reconectador##</w:t>
-            </w:r>
           </w:p>
         </w:tc>
       </w:tr>
@@ -1391,7 +1179,6 @@
         <w:tc>
           <w:tcPr>
             <w:tcW w:w="5778" w:type="dxa"/>
-            <w:shd w:val="clear" w:color="auto" w:fill="auto"/>
           </w:tcPr>
           <w:p>
             <w:pPr>
@@ -1418,7 +1205,6 @@
         <w:tc>
           <w:tcPr>
             <w:tcW w:w="3769" w:type="dxa"/>
-            <w:shd w:val="clear" w:color="auto" w:fill="auto"/>
             <w:vAlign w:val="center"/>
           </w:tcPr>
           <w:p>
@@ -1431,14 +1217,6 @@
                 <w:szCs w:val="20"/>
               </w:rPr>
             </w:pPr>
-            <w:r>
-              <w:rPr>
-                <w:b/>
-                <w:sz w:val="20"/>
-                <w:szCs w:val="20"/>
-              </w:rPr>
-              <w:t>##presencia_de_tension_220_v##</w:t>
-            </w:r>
           </w:p>
         </w:tc>
       </w:tr>
@@ -1446,7 +1224,6 @@
         <w:tc>
           <w:tcPr>
             <w:tcW w:w="5778" w:type="dxa"/>
-            <w:shd w:val="clear" w:color="auto" w:fill="auto"/>
           </w:tcPr>
           <w:p>
             <w:pPr>
@@ -1473,7 +1250,6 @@
         <w:tc>
           <w:tcPr>
             <w:tcW w:w="3769" w:type="dxa"/>
-            <w:shd w:val="clear" w:color="auto" w:fill="auto"/>
             <w:vAlign w:val="center"/>
           </w:tcPr>
           <w:p>
@@ -1486,14 +1262,6 @@
                 <w:szCs w:val="20"/>
               </w:rPr>
             </w:pPr>
-            <w:r>
-              <w:rPr>
-                <w:b/>
-                <w:sz w:val="20"/>
-                <w:szCs w:val="20"/>
-              </w:rPr>
-              <w:t>##verificar_estado_de_postes##</w:t>
-            </w:r>
           </w:p>
         </w:tc>
       </w:tr>
@@ -1501,7 +1269,6 @@
         <w:tc>
           <w:tcPr>
             <w:tcW w:w="5778" w:type="dxa"/>
-            <w:shd w:val="clear" w:color="auto" w:fill="auto"/>
           </w:tcPr>
           <w:p>
             <w:pPr>
@@ -1528,7 +1295,6 @@
         <w:tc>
           <w:tcPr>
             <w:tcW w:w="3769" w:type="dxa"/>
-            <w:shd w:val="clear" w:color="auto" w:fill="auto"/>
             <w:vAlign w:val="center"/>
           </w:tcPr>
           <w:p>
@@ -1541,14 +1307,6 @@
                 <w:szCs w:val="20"/>
               </w:rPr>
             </w:pPr>
-            <w:r>
-              <w:rPr>
-                <w:b/>
-                <w:sz w:val="20"/>
-                <w:szCs w:val="20"/>
-              </w:rPr>
-              <w:t>##verificar_estado_de_pintur##</w:t>
-            </w:r>
           </w:p>
         </w:tc>
       </w:tr>
@@ -1556,7 +1314,6 @@
         <w:tc>
           <w:tcPr>
             <w:tcW w:w="5778" w:type="dxa"/>
-            <w:shd w:val="clear" w:color="auto" w:fill="auto"/>
           </w:tcPr>
           <w:p>
             <w:pPr>
@@ -1583,7 +1340,6 @@
         <w:tc>
           <w:tcPr>
             <w:tcW w:w="3769" w:type="dxa"/>
-            <w:shd w:val="clear" w:color="auto" w:fill="auto"/>
             <w:vAlign w:val="center"/>
           </w:tcPr>
           <w:p>
@@ -1596,14 +1352,6 @@
                 <w:szCs w:val="20"/>
               </w:rPr>
             </w:pPr>
-            <w:r>
-              <w:rPr>
-                <w:b/>
-                <w:sz w:val="20"/>
-                <w:szCs w:val="20"/>
-              </w:rPr>
-              <w:t>##verificar_limpieza_en_gene##</w:t>
-            </w:r>
           </w:p>
         </w:tc>
       </w:tr>
@@ -1611,7 +1359,6 @@
         <w:tc>
           <w:tcPr>
             <w:tcW w:w="5778" w:type="dxa"/>
-            <w:shd w:val="clear" w:color="auto" w:fill="auto"/>
           </w:tcPr>
           <w:p>
             <w:pPr>
@@ -1638,7 +1385,6 @@
         <w:tc>
           <w:tcPr>
             <w:tcW w:w="3769" w:type="dxa"/>
-            <w:shd w:val="clear" w:color="auto" w:fill="auto"/>
             <w:vAlign w:val="center"/>
           </w:tcPr>
           <w:p>
@@ -1651,14 +1397,6 @@
                 <w:szCs w:val="20"/>
               </w:rPr>
             </w:pPr>
-            <w:r>
-              <w:rPr>
-                <w:b/>
-                <w:sz w:val="20"/>
-                <w:szCs w:val="20"/>
-              </w:rPr>
-              <w:t>##estado_de_tablero_bt_##</w:t>
-            </w:r>
           </w:p>
         </w:tc>
       </w:tr>
@@ -1666,7 +1404,6 @@
         <w:tc>
           <w:tcPr>
             <w:tcW w:w="5778" w:type="dxa"/>
-            <w:shd w:val="clear" w:color="auto" w:fill="auto"/>
           </w:tcPr>
           <w:p>
             <w:pPr>
@@ -1693,7 +1430,6 @@
         <w:tc>
           <w:tcPr>
             <w:tcW w:w="3769" w:type="dxa"/>
-            <w:shd w:val="clear" w:color="auto" w:fill="auto"/>
             <w:vAlign w:val="center"/>
           </w:tcPr>
           <w:p>
@@ -1706,14 +1442,6 @@
                 <w:szCs w:val="20"/>
               </w:rPr>
             </w:pPr>
-            <w:r>
-              <w:rPr>
-                <w:b/>
-                <w:sz w:val="20"/>
-                <w:szCs w:val="20"/>
-              </w:rPr>
-              <w:t>##estado_de_aisladores##</w:t>
-            </w:r>
           </w:p>
         </w:tc>
       </w:tr>
@@ -1721,7 +1449,6 @@
         <w:tc>
           <w:tcPr>
             <w:tcW w:w="5778" w:type="dxa"/>
-            <w:shd w:val="clear" w:color="auto" w:fill="auto"/>
           </w:tcPr>
           <w:p>
             <w:pPr>
@@ -1748,7 +1475,6 @@
         <w:tc>
           <w:tcPr>
             <w:tcW w:w="3769" w:type="dxa"/>
-            <w:shd w:val="clear" w:color="auto" w:fill="auto"/>
             <w:vAlign w:val="center"/>
           </w:tcPr>
           <w:p>
@@ -1761,14 +1487,6 @@
                 <w:szCs w:val="20"/>
               </w:rPr>
             </w:pPr>
-            <w:r>
-              <w:rPr>
-                <w:b/>
-                <w:sz w:val="20"/>
-                <w:szCs w:val="20"/>
-              </w:rPr>
-              <w:t>##estado_visual_de_pararrayo##</w:t>
-            </w:r>
           </w:p>
         </w:tc>
       </w:tr>
@@ -1776,7 +1494,6 @@
         <w:tc>
           <w:tcPr>
             <w:tcW w:w="5778" w:type="dxa"/>
-            <w:shd w:val="clear" w:color="auto" w:fill="auto"/>
           </w:tcPr>
           <w:p>
             <w:pPr>
@@ -1803,7 +1520,6 @@
         <w:tc>
           <w:tcPr>
             <w:tcW w:w="3769" w:type="dxa"/>
-            <w:shd w:val="clear" w:color="auto" w:fill="auto"/>
             <w:vAlign w:val="center"/>
           </w:tcPr>
           <w:p>
@@ -1816,14 +1532,6 @@
                 <w:szCs w:val="20"/>
               </w:rPr>
             </w:pPr>
-            <w:r>
-              <w:rPr>
-                <w:b/>
-                <w:sz w:val="20"/>
-                <w:szCs w:val="20"/>
-              </w:rPr>
-              <w:t>##estado_de_desconectadores_##</w:t>
-            </w:r>
           </w:p>
         </w:tc>
       </w:tr>
@@ -1831,7 +1539,6 @@
         <w:tc>
           <w:tcPr>
             <w:tcW w:w="5778" w:type="dxa"/>
-            <w:shd w:val="clear" w:color="auto" w:fill="auto"/>
           </w:tcPr>
           <w:p>
             <w:pPr>
@@ -1858,7 +1565,6 @@
         <w:tc>
           <w:tcPr>
             <w:tcW w:w="3769" w:type="dxa"/>
-            <w:shd w:val="clear" w:color="auto" w:fill="auto"/>
             <w:vAlign w:val="center"/>
           </w:tcPr>
           <w:p>
@@ -1871,14 +1577,6 @@
                 <w:szCs w:val="20"/>
               </w:rPr>
             </w:pPr>
-            <w:r>
-              <w:rPr>
-                <w:b/>
-                <w:sz w:val="20"/>
-                <w:szCs w:val="20"/>
-              </w:rPr>
-              <w:t>##estado_visual_de_las_mufa##</w:t>
-            </w:r>
           </w:p>
         </w:tc>
       </w:tr>
@@ -1886,7 +1584,6 @@
         <w:tc>
           <w:tcPr>
             <w:tcW w:w="5778" w:type="dxa"/>
-            <w:shd w:val="clear" w:color="auto" w:fill="auto"/>
           </w:tcPr>
           <w:p>
             <w:pPr>
@@ -1913,7 +1610,6 @@
         <w:tc>
           <w:tcPr>
             <w:tcW w:w="3769" w:type="dxa"/>
-            <w:shd w:val="clear" w:color="auto" w:fill="auto"/>
             <w:vAlign w:val="center"/>
           </w:tcPr>
           <w:p>
@@ -1926,14 +1622,6 @@
                 <w:szCs w:val="20"/>
               </w:rPr>
             </w:pPr>
-            <w:r>
-              <w:rPr>
-                <w:b/>
-                <w:sz w:val="20"/>
-                <w:szCs w:val="20"/>
-              </w:rPr>
-              <w:t>##estado_de_crucetas_y_ferr##</w:t>
-            </w:r>
           </w:p>
         </w:tc>
       </w:tr>
@@ -1941,7 +1629,6 @@
         <w:tc>
           <w:tcPr>
             <w:tcW w:w="5778" w:type="dxa"/>
-            <w:shd w:val="clear" w:color="auto" w:fill="auto"/>
           </w:tcPr>
           <w:p>
             <w:pPr>
@@ -1962,23 +1649,13 @@
                 <w:szCs w:val="20"/>
               </w:rPr>
               <w:lastRenderedPageBreak/>
-              <w:t xml:space="preserve">Estado de señaléticas de S/E. y </w:t>
-            </w:r>
-            <w:proofErr w:type="spellStart"/>
-            <w:r>
-              <w:rPr>
-                <w:sz w:val="20"/>
-                <w:szCs w:val="20"/>
-              </w:rPr>
-              <w:t>reconectador</w:t>
-            </w:r>
-            <w:proofErr w:type="spellEnd"/>
+              <w:t>Estado de señaléticas de S/E. y reconectador</w:t>
+            </w:r>
           </w:p>
         </w:tc>
         <w:tc>
           <w:tcPr>
             <w:tcW w:w="3769" w:type="dxa"/>
-            <w:shd w:val="clear" w:color="auto" w:fill="auto"/>
             <w:vAlign w:val="center"/>
           </w:tcPr>
           <w:p>
@@ -1991,14 +1668,6 @@
                 <w:szCs w:val="20"/>
               </w:rPr>
             </w:pPr>
-            <w:r>
-              <w:rPr>
-                <w:b/>
-                <w:sz w:val="20"/>
-                <w:szCs w:val="20"/>
-              </w:rPr>
-              <w:t>##estado_de_senaleticas_de_##</w:t>
-            </w:r>
           </w:p>
         </w:tc>
       </w:tr>
@@ -2006,7 +1675,6 @@
         <w:tc>
           <w:tcPr>
             <w:tcW w:w="5778" w:type="dxa"/>
-            <w:shd w:val="clear" w:color="auto" w:fill="auto"/>
           </w:tcPr>
           <w:p>
             <w:pPr>
@@ -2040,7 +1708,6 @@
         <w:tc>
           <w:tcPr>
             <w:tcW w:w="3769" w:type="dxa"/>
-            <w:shd w:val="clear" w:color="auto" w:fill="auto"/>
             <w:vAlign w:val="center"/>
           </w:tcPr>
           <w:p>
@@ -2053,14 +1720,6 @@
                 <w:szCs w:val="20"/>
               </w:rPr>
             </w:pPr>
-            <w:r>
-              <w:rPr>
-                <w:b/>
-                <w:sz w:val="20"/>
-                <w:szCs w:val="20"/>
-              </w:rPr>
-              <w:t>##numero_de_operaciones1##</w:t>
-            </w:r>
           </w:p>
         </w:tc>
       </w:tr>
@@ -2068,7 +1727,6 @@
         <w:tc>
           <w:tcPr>
             <w:tcW w:w="5778" w:type="dxa"/>
-            <w:shd w:val="clear" w:color="auto" w:fill="auto"/>
           </w:tcPr>
           <w:p>
             <w:pPr>
@@ -2095,7 +1753,6 @@
         <w:tc>
           <w:tcPr>
             <w:tcW w:w="3769" w:type="dxa"/>
-            <w:shd w:val="clear" w:color="auto" w:fill="auto"/>
             <w:vAlign w:val="center"/>
           </w:tcPr>
           <w:p>
@@ -2108,14 +1765,6 @@
                 <w:szCs w:val="20"/>
               </w:rPr>
             </w:pPr>
-            <w:r>
-              <w:rPr>
-                <w:b/>
-                <w:sz w:val="20"/>
-                <w:szCs w:val="20"/>
-              </w:rPr>
-              <w:t>##estado_visual_de_conducto##</w:t>
-            </w:r>
           </w:p>
         </w:tc>
       </w:tr>
@@ -2123,7 +1772,6 @@
         <w:tc>
           <w:tcPr>
             <w:tcW w:w="5778" w:type="dxa"/>
-            <w:shd w:val="clear" w:color="auto" w:fill="auto"/>
           </w:tcPr>
           <w:p>
             <w:pPr>
@@ -2150,7 +1798,6 @@
         <w:tc>
           <w:tcPr>
             <w:tcW w:w="3769" w:type="dxa"/>
-            <w:shd w:val="clear" w:color="auto" w:fill="auto"/>
             <w:vAlign w:val="center"/>
           </w:tcPr>
           <w:p>
@@ -2163,14 +1810,6 @@
                 <w:szCs w:val="20"/>
               </w:rPr>
             </w:pPr>
-            <w:r>
-              <w:rPr>
-                <w:b/>
-                <w:sz w:val="20"/>
-                <w:szCs w:val="20"/>
-              </w:rPr>
-              <w:t>##realizar_desmalezamiento##</w:t>
-            </w:r>
           </w:p>
         </w:tc>
       </w:tr>
@@ -2178,7 +1817,6 @@
         <w:tc>
           <w:tcPr>
             <w:tcW w:w="5778" w:type="dxa"/>
-            <w:shd w:val="clear" w:color="auto" w:fill="auto"/>
           </w:tcPr>
           <w:p>
             <w:pPr>
@@ -2205,7 +1843,6 @@
         <w:tc>
           <w:tcPr>
             <w:tcW w:w="3769" w:type="dxa"/>
-            <w:shd w:val="clear" w:color="auto" w:fill="auto"/>
             <w:vAlign w:val="center"/>
           </w:tcPr>
           <w:p>
@@ -2218,14 +1855,6 @@
                 <w:szCs w:val="20"/>
               </w:rPr>
             </w:pPr>
-            <w:r>
-              <w:rPr>
-                <w:b/>
-                <w:sz w:val="20"/>
-                <w:szCs w:val="20"/>
-              </w:rPr>
-              <w:t>##verificar_el_aterrizado_d##</w:t>
-            </w:r>
           </w:p>
         </w:tc>
       </w:tr>
@@ -2233,7 +1862,6 @@
         <w:tc>
           <w:tcPr>
             <w:tcW w:w="5778" w:type="dxa"/>
-            <w:shd w:val="clear" w:color="auto" w:fill="auto"/>
           </w:tcPr>
           <w:p>
             <w:pPr>
@@ -2260,7 +1888,6 @@
         <w:tc>
           <w:tcPr>
             <w:tcW w:w="3769" w:type="dxa"/>
-            <w:shd w:val="clear" w:color="auto" w:fill="auto"/>
             <w:vAlign w:val="center"/>
           </w:tcPr>
           <w:p>
@@ -2273,14 +1900,6 @@
                 <w:szCs w:val="20"/>
               </w:rPr>
             </w:pPr>
-            <w:r>
-              <w:rPr>
-                <w:b/>
-                <w:sz w:val="20"/>
-                <w:szCs w:val="20"/>
-              </w:rPr>
-              <w:t>##verificar_el_aterrizado_d1##</w:t>
-            </w:r>
           </w:p>
         </w:tc>
       </w:tr>
@@ -2288,7 +1907,6 @@
         <w:tc>
           <w:tcPr>
             <w:tcW w:w="5778" w:type="dxa"/>
-            <w:shd w:val="clear" w:color="auto" w:fill="auto"/>
           </w:tcPr>
           <w:p>
             <w:pPr>
@@ -2308,30 +1926,13 @@
                 <w:sz w:val="20"/>
                 <w:szCs w:val="20"/>
               </w:rPr>
-              <w:t xml:space="preserve">Tablero de </w:t>
-            </w:r>
-            <w:proofErr w:type="spellStart"/>
-            <w:r>
-              <w:rPr>
-                <w:sz w:val="20"/>
-                <w:szCs w:val="20"/>
-              </w:rPr>
-              <w:t>reconectador</w:t>
-            </w:r>
-            <w:proofErr w:type="spellEnd"/>
-            <w:r>
-              <w:rPr>
-                <w:sz w:val="20"/>
-                <w:szCs w:val="20"/>
-              </w:rPr>
-              <w:t xml:space="preserve">        </w:t>
+              <w:t xml:space="preserve">Tablero de reconectador        </w:t>
             </w:r>
           </w:p>
         </w:tc>
         <w:tc>
           <w:tcPr>
             <w:tcW w:w="3769" w:type="dxa"/>
-            <w:shd w:val="clear" w:color="auto" w:fill="auto"/>
             <w:vAlign w:val="center"/>
           </w:tcPr>
           <w:p>
@@ -2344,14 +1945,6 @@
                 <w:szCs w:val="20"/>
               </w:rPr>
             </w:pPr>
-            <w:r>
-              <w:rPr>
-                <w:b/>
-                <w:sz w:val="20"/>
-                <w:szCs w:val="20"/>
-              </w:rPr>
-              <w:t>##tablero_de_reconectador_##</w:t>
-            </w:r>
           </w:p>
         </w:tc>
       </w:tr>
@@ -2359,7 +1952,6 @@
         <w:tc>
           <w:tcPr>
             <w:tcW w:w="5778" w:type="dxa"/>
-            <w:shd w:val="clear" w:color="auto" w:fill="auto"/>
           </w:tcPr>
           <w:p>
             <w:pPr>
@@ -2386,7 +1978,6 @@
         <w:tc>
           <w:tcPr>
             <w:tcW w:w="3769" w:type="dxa"/>
-            <w:shd w:val="clear" w:color="auto" w:fill="auto"/>
             <w:vAlign w:val="center"/>
           </w:tcPr>
           <w:p>
@@ -2399,14 +1990,6 @@
                 <w:szCs w:val="20"/>
               </w:rPr>
             </w:pPr>
-            <w:r>
-              <w:rPr>
-                <w:b/>
-                <w:sz w:val="20"/>
-                <w:szCs w:val="20"/>
-              </w:rPr>
-              <w:t>##bajar_ajustes_y_eventos##</w:t>
-            </w:r>
           </w:p>
         </w:tc>
       </w:tr>
@@ -2414,7 +1997,6 @@
         <w:tc>
           <w:tcPr>
             <w:tcW w:w="5778" w:type="dxa"/>
-            <w:shd w:val="clear" w:color="auto" w:fill="auto"/>
           </w:tcPr>
           <w:p>
             <w:pPr>
@@ -2441,7 +2023,6 @@
         <w:tc>
           <w:tcPr>
             <w:tcW w:w="3769" w:type="dxa"/>
-            <w:shd w:val="clear" w:color="auto" w:fill="auto"/>
             <w:vAlign w:val="center"/>
           </w:tcPr>
           <w:p>
@@ -2454,14 +2035,6 @@
                 <w:szCs w:val="20"/>
               </w:rPr>
             </w:pPr>
-            <w:r>
-              <w:rPr>
-                <w:b/>
-                <w:sz w:val="20"/>
-                <w:szCs w:val="20"/>
-              </w:rPr>
-              <w:t>##fecha_instalacion_bateria1##</w:t>
-            </w:r>
           </w:p>
         </w:tc>
       </w:tr>
@@ -2469,7 +2042,6 @@
         <w:tc>
           <w:tcPr>
             <w:tcW w:w="5778" w:type="dxa"/>
-            <w:shd w:val="clear" w:color="auto" w:fill="auto"/>
           </w:tcPr>
           <w:p>
             <w:pPr>
@@ -2503,7 +2075,6 @@
         <w:tc>
           <w:tcPr>
             <w:tcW w:w="3769" w:type="dxa"/>
-            <w:shd w:val="clear" w:color="auto" w:fill="auto"/>
             <w:vAlign w:val="center"/>
           </w:tcPr>
           <w:p>
@@ -2516,14 +2087,6 @@
                 <w:szCs w:val="20"/>
               </w:rPr>
             </w:pPr>
-            <w:r>
-              <w:rPr>
-                <w:b/>
-                <w:sz w:val="20"/>
-                <w:szCs w:val="20"/>
-              </w:rPr>
-              <w:t>##tension_bateria_1##</w:t>
-            </w:r>
           </w:p>
         </w:tc>
       </w:tr>
@@ -2531,7 +2094,6 @@
         <w:tc>
           <w:tcPr>
             <w:tcW w:w="5778" w:type="dxa"/>
-            <w:shd w:val="clear" w:color="auto" w:fill="auto"/>
           </w:tcPr>
           <w:p>
             <w:pPr>
@@ -2558,7 +2120,6 @@
         <w:tc>
           <w:tcPr>
             <w:tcW w:w="3769" w:type="dxa"/>
-            <w:shd w:val="clear" w:color="auto" w:fill="auto"/>
             <w:vAlign w:val="center"/>
           </w:tcPr>
           <w:p>
@@ -2571,14 +2132,6 @@
                 <w:szCs w:val="20"/>
               </w:rPr>
             </w:pPr>
-            <w:r>
-              <w:rPr>
-                <w:b/>
-                <w:sz w:val="20"/>
-                <w:szCs w:val="20"/>
-              </w:rPr>
-              <w:t>##estado_de_canalizaciones##</w:t>
-            </w:r>
           </w:p>
         </w:tc>
       </w:tr>
@@ -2597,7 +2150,7 @@
       <w:pPr>
         <w:spacing w:line="360" w:lineRule="auto"/>
         <w:rPr>
-          <w:b/>
+          <w:bCs/>
           <w:sz w:val="20"/>
           <w:szCs w:val="20"/>
         </w:rPr>
@@ -2606,20 +2159,19 @@
     <w:p>
       <w:pPr>
         <w:spacing w:line="360" w:lineRule="auto"/>
-        <w:jc w:val="center"/>
-        <w:rPr>
-          <w:b/>
+        <w:rPr>
+          <w:bCs/>
           <w:sz w:val="20"/>
           <w:szCs w:val="20"/>
         </w:rPr>
       </w:pPr>
       <w:r>
         <w:rPr>
-          <w:b/>
+          <w:bCs/>
           <w:sz w:val="20"/>
           <w:szCs w:val="20"/>
         </w:rPr>
-        <w:t>DIAGNÓSTICO FINAL</w:t>
+        <w:t>Observaciones</w:t>
       </w:r>
     </w:p>
     <w:p>
@@ -2642,6 +2194,9 @@
         <w:gridCol w:w="9397"/>
       </w:tblGrid>
       <w:tr>
+        <w:trPr>
+          <w:trHeight w:val="1359"/>
+        </w:trPr>
         <w:tc>
           <w:tcPr>
             <w:tcW w:w="9397" w:type="dxa"/>
@@ -2658,12 +2213,6 @@
                 <w:szCs w:val="20"/>
               </w:rPr>
             </w:pPr>
-            <w:r>
-              <w:rPr>
-                <w:szCs w:val="20"/>
-              </w:rPr>
-              <w:t>##observaciones_generales##</w:t>
-            </w:r>
           </w:p>
         </w:tc>
       </w:tr>
@@ -2713,24 +2262,25 @@
           <w:rFonts w:ascii="Arial" w:hAnsi="Arial" w:cs="Arial"/>
           <w:szCs w:val="20"/>
         </w:rPr>
-        <w:t>GALERIA FOTOGRAFICA</w:t>
+        <w:t>Consideraciones</w:t>
       </w:r>
     </w:p>
     <w:tbl>
       <w:tblPr>
         <w:tblStyle w:val="Tablaconcuadrcula"/>
-        <w:tblW w:w="0" w:type="auto"/>
+        <w:tblW w:w="9493" w:type="dxa"/>
         <w:tblLook w:val="04A0" w:firstRow="1" w:lastRow="0" w:firstColumn="1" w:lastColumn="0" w:noHBand="0" w:noVBand="1"/>
       </w:tblPr>
       <w:tblGrid>
-        <w:gridCol w:w="3132"/>
-        <w:gridCol w:w="3132"/>
-        <w:gridCol w:w="3133"/>
+        <w:gridCol w:w="9493"/>
       </w:tblGrid>
       <w:tr>
-        <w:tc>
-          <w:tcPr>
-            <w:tcW w:w="3132" w:type="dxa"/>
+        <w:trPr>
+          <w:trHeight w:val="1492"/>
+        </w:trPr>
+        <w:tc>
+          <w:tcPr>
+            <w:tcW w:w="9493" w:type="dxa"/>
           </w:tcPr>
           <w:p>
             <w:pPr>
@@ -2745,145 +2295,6 @@
                 <w:szCs w:val="20"/>
               </w:rPr>
             </w:pPr>
-            <w:r>
-              <w:rPr>
-                <w:rFonts w:ascii="Arial" w:hAnsi="Arial" w:cs="Arial"/>
-                <w:szCs w:val="20"/>
-              </w:rPr>
-              <w:t>##foto1##</w:t>
-            </w:r>
-          </w:p>
-        </w:tc>
-        <w:tc>
-          <w:tcPr>
-            <w:tcW w:w="3132" w:type="dxa"/>
-          </w:tcPr>
-          <w:p>
-            <w:pPr>
-              <w:pStyle w:val="Textoindependiente"/>
-              <w:tabs>
-                <w:tab w:val="left" w:pos="360"/>
-              </w:tabs>
-              <w:spacing w:line="360" w:lineRule="auto"/>
-              <w:ind w:right="-81"/>
-              <w:rPr>
-                <w:rFonts w:ascii="Arial" w:hAnsi="Arial" w:cs="Arial"/>
-                <w:szCs w:val="20"/>
-              </w:rPr>
-            </w:pPr>
-            <w:r>
-              <w:rPr>
-                <w:rFonts w:ascii="Arial" w:hAnsi="Arial" w:cs="Arial"/>
-                <w:szCs w:val="20"/>
-              </w:rPr>
-              <w:t>##foto2##</w:t>
-            </w:r>
-          </w:p>
-        </w:tc>
-        <w:tc>
-          <w:tcPr>
-            <w:tcW w:w="3133" w:type="dxa"/>
-          </w:tcPr>
-          <w:p>
-            <w:pPr>
-              <w:pStyle w:val="Textoindependiente"/>
-              <w:tabs>
-                <w:tab w:val="left" w:pos="360"/>
-              </w:tabs>
-              <w:spacing w:line="360" w:lineRule="auto"/>
-              <w:ind w:right="-81"/>
-              <w:rPr>
-                <w:rFonts w:ascii="Arial" w:hAnsi="Arial" w:cs="Arial"/>
-                <w:szCs w:val="20"/>
-              </w:rPr>
-            </w:pPr>
-            <w:r>
-              <w:rPr>
-                <w:rFonts w:ascii="Arial" w:hAnsi="Arial" w:cs="Arial"/>
-                <w:szCs w:val="20"/>
-              </w:rPr>
-              <w:t>##foto3##</w:t>
-            </w:r>
-          </w:p>
-        </w:tc>
-      </w:tr>
-      <w:tr>
-        <w:tc>
-          <w:tcPr>
-            <w:tcW w:w="3132" w:type="dxa"/>
-          </w:tcPr>
-          <w:p>
-            <w:pPr>
-              <w:pStyle w:val="Textoindependiente"/>
-              <w:tabs>
-                <w:tab w:val="left" w:pos="360"/>
-              </w:tabs>
-              <w:spacing w:line="360" w:lineRule="auto"/>
-              <w:ind w:right="-81"/>
-              <w:rPr>
-                <w:rFonts w:ascii="Arial" w:hAnsi="Arial" w:cs="Arial"/>
-                <w:szCs w:val="20"/>
-              </w:rPr>
-            </w:pPr>
-            <w:r>
-              <w:rPr>
-                <w:rFonts w:ascii="Arial" w:hAnsi="Arial" w:cs="Arial"/>
-                <w:szCs w:val="20"/>
-              </w:rPr>
-              <w:t>##foto_4##</w:t>
-            </w:r>
-          </w:p>
-        </w:tc>
-        <w:tc>
-          <w:tcPr>
-            <w:tcW w:w="3132" w:type="dxa"/>
-          </w:tcPr>
-          <w:p>
-            <w:pPr>
-              <w:pStyle w:val="Textoindependiente"/>
-              <w:tabs>
-                <w:tab w:val="left" w:pos="360"/>
-              </w:tabs>
-              <w:spacing w:line="360" w:lineRule="auto"/>
-              <w:ind w:right="-81"/>
-              <w:rPr>
-                <w:rFonts w:ascii="Arial" w:hAnsi="Arial" w:cs="Arial"/>
-                <w:szCs w:val="20"/>
-              </w:rPr>
-            </w:pPr>
-            <w:r>
-              <w:rPr>
-                <w:rFonts w:ascii="Arial" w:hAnsi="Arial" w:cs="Arial"/>
-                <w:szCs w:val="20"/>
-              </w:rPr>
-              <w:t>##foto_5##</w:t>
-            </w:r>
-          </w:p>
-        </w:tc>
-        <w:tc>
-          <w:tcPr>
-            <w:tcW w:w="3133" w:type="dxa"/>
-          </w:tcPr>
-          <w:p>
-            <w:pPr>
-              <w:pStyle w:val="Textoindependiente"/>
-              <w:tabs>
-                <w:tab w:val="left" w:pos="360"/>
-              </w:tabs>
-              <w:spacing w:line="360" w:lineRule="auto"/>
-              <w:ind w:right="-81"/>
-              <w:rPr>
-                <w:rFonts w:ascii="Arial" w:hAnsi="Arial" w:cs="Arial"/>
-                <w:szCs w:val="20"/>
-              </w:rPr>
-            </w:pPr>
-            <w:r>
-              <w:rPr>
-                <w:rFonts w:ascii="Arial" w:hAnsi="Arial" w:cs="Arial"/>
-                <w:szCs w:val="20"/>
-              </w:rPr>
-              <w:t>##foto_6##</w:t>
-            </w:r>
           </w:p>
         </w:tc>
       </w:tr>
@@ -2915,7 +2326,7 @@
 </file>
 
 <file path=word/endnotes.xml><?xml version="1.0" encoding="utf-8"?>
-<w:endnotes xmlns:wpc="http://schemas.microsoft.com/office/word/2010/wordprocessingCanvas" xmlns:cx="http://schemas.microsoft.com/office/drawing/2014/chartex" xmlns:cx1="http://schemas.microsoft.com/office/drawing/2015/9/8/chartex" xmlns:cx2="http://schemas.microsoft.com/office/drawing/2015/10/21/chartex" xmlns:cx3="http://schemas.microsoft.com/office/drawing/2016/5/9/chartex" xmlns:cx4="http://schemas.microsoft.com/office/drawing/2016/5/10/chartex" xmlns:cx5="http://schemas.microsoft.com/office/drawing/2016/5/11/chartex" xmlns:cx6="http://schemas.microsoft.com/office/drawing/2016/5/12/chartex" xmlns:cx7="http://schemas.microsoft.com/office/drawing/2016/5/13/chartex" xmlns:cx8="http://schemas.microsoft.com/office/drawing/2016/5/14/chartex" xmlns:mc="http://schemas.openxmlformats.org/markup-compatibility/2006" xmlns:aink="http://schemas.microsoft.com/office/drawing/2016/ink" xmlns:am3d="http://schemas.microsoft.com/office/drawing/2017/model3d" xmlns:o="urn:schemas-microsoft-com:office:office" xmlns:oel="http://schemas.microsoft.com/office/2019/extlst" xmlns:r="http://schemas.openxmlformats.org/officeDocument/2006/relationships" xmlns:m="http://schemas.openxmlformats.org/officeDocument/2006/math" xmlns:v="urn:schemas-microsoft-com:vml" xmlns:wp14="http://schemas.microsoft.com/office/word/2010/wordprocessingDrawing" xmlns:wp="http://schemas.openxmlformats.org/drawingml/2006/wordprocessingDrawing" xmlns:w10="urn:schemas-microsoft-com:office:word" xmlns:w="http://schemas.openxmlformats.org/wordprocessingml/2006/main" xmlns:w14="http://schemas.microsoft.com/office/word/2010/wordml" xmlns:w15="http://schemas.microsoft.com/office/word/2012/wordml" xmlns:w16cex="http://schemas.microsoft.com/office/word/2018/wordml/cex" xmlns:w16cid="http://schemas.microsoft.com/office/word/2016/wordml/cid" xmlns:w16="http://schemas.microsoft.com/office/word/2018/wordml" xmlns:w16du="http://schemas.microsoft.com/office/word/2023/wordml/word16du" xmlns:w16sdtdh="http://schemas.microsoft.com/office/word/2020/wordml/sdtdatahash" xmlns:w16se="http://schemas.microsoft.com/office/word/2015/wordml/symex" xmlns:wpg="http://schemas.microsoft.com/office/word/2010/wordprocessingGroup" xmlns:wpi="http://schemas.microsoft.com/office/word/2010/wordprocessingInk" xmlns:wne="http://schemas.microsoft.com/office/word/2006/wordml" xmlns:wps="http://schemas.microsoft.com/office/word/2010/wordprocessingShape" mc:Ignorable="w14 w15 w16se w16cid w16 w16cex w16sdtdh w16du wp14">
+<w:endnotes xmlns:wpc="http://schemas.microsoft.com/office/word/2010/wordprocessingCanvas" xmlns:cx="http://schemas.microsoft.com/office/drawing/2014/chartex" xmlns:cx1="http://schemas.microsoft.com/office/drawing/2015/9/8/chartex" xmlns:cx2="http://schemas.microsoft.com/office/drawing/2015/10/21/chartex" xmlns:cx3="http://schemas.microsoft.com/office/drawing/2016/5/9/chartex" xmlns:cx4="http://schemas.microsoft.com/office/drawing/2016/5/10/chartex" xmlns:cx5="http://schemas.microsoft.com/office/drawing/2016/5/11/chartex" xmlns:cx6="http://schemas.microsoft.com/office/drawing/2016/5/12/chartex" xmlns:cx7="http://schemas.microsoft.com/office/drawing/2016/5/13/chartex" xmlns:cx8="http://schemas.microsoft.com/office/drawing/2016/5/14/chartex" xmlns:mc="http://schemas.openxmlformats.org/markup-compatibility/2006" xmlns:aink="http://schemas.microsoft.com/office/drawing/2016/ink" xmlns:am3d="http://schemas.microsoft.com/office/drawing/2017/model3d" xmlns:o="urn:schemas-microsoft-com:office:office" xmlns:oel="http://schemas.microsoft.com/office/2019/extlst" xmlns:r="http://schemas.openxmlformats.org/officeDocument/2006/relationships" xmlns:m="http://schemas.openxmlformats.org/officeDocument/2006/math" xmlns:v="urn:schemas-microsoft-com:vml" xmlns:wp14="http://schemas.microsoft.com/office/word/2010/wordprocessingDrawing" xmlns:wp="http://schemas.openxmlformats.org/drawingml/2006/wordprocessingDrawing" xmlns:w10="urn:schemas-microsoft-com:office:word" xmlns:w="http://schemas.openxmlformats.org/wordprocessingml/2006/main" xmlns:w14="http://schemas.microsoft.com/office/word/2010/wordml" xmlns:w15="http://schemas.microsoft.com/office/word/2012/wordml" xmlns:w16cex="http://schemas.microsoft.com/office/word/2018/wordml/cex" xmlns:w16cid="http://schemas.microsoft.com/office/word/2016/wordml/cid" xmlns:w16="http://schemas.microsoft.com/office/word/2018/wordml" xmlns:w16du="http://schemas.microsoft.com/office/word/2023/wordml/word16du" xmlns:w16sdtdh="http://schemas.microsoft.com/office/word/2020/wordml/sdtdatahash" xmlns:w16sdtfl="http://schemas.microsoft.com/office/word/2024/wordml/sdtformatlock" xmlns:w16se="http://schemas.microsoft.com/office/word/2015/wordml/symex" xmlns:wpg="http://schemas.microsoft.com/office/word/2010/wordprocessingGroup" xmlns:wpi="http://schemas.microsoft.com/office/word/2010/wordprocessingInk" xmlns:wne="http://schemas.microsoft.com/office/word/2006/wordml" xmlns:wps="http://schemas.microsoft.com/office/word/2010/wordprocessingShape" mc:Ignorable="w14 w15 w16se w16cid w16 w16cex w16sdtdh w16sdtfl w16du wp14">
   <w:endnote w:type="separator" w:id="-1">
     <w:p>
       <w:r>
@@ -2934,7 +2345,7 @@
 </file>
 
 <file path=word/footer1.xml><?xml version="1.0" encoding="utf-8"?>
-<w:ftr xmlns:wpc="http://schemas.microsoft.com/office/word/2010/wordprocessingCanvas" xmlns:cx="http://schemas.microsoft.com/office/drawing/2014/chartex" xmlns:cx1="http://schemas.microsoft.com/office/drawing/2015/9/8/chartex" xmlns:cx2="http://schemas.microsoft.com/office/drawing/2015/10/21/chartex" xmlns:cx3="http://schemas.microsoft.com/office/drawing/2016/5/9/chartex" xmlns:cx4="http://schemas.microsoft.com/office/drawing/2016/5/10/chartex" xmlns:cx5="http://schemas.microsoft.com/office/drawing/2016/5/11/chartex" xmlns:cx6="http://schemas.microsoft.com/office/drawing/2016/5/12/chartex" xmlns:cx7="http://schemas.microsoft.com/office/drawing/2016/5/13/chartex" xmlns:cx8="http://schemas.microsoft.com/office/drawing/2016/5/14/chartex" xmlns:mc="http://schemas.openxmlformats.org/markup-compatibility/2006" xmlns:aink="http://schemas.microsoft.com/office/drawing/2016/ink" xmlns:am3d="http://schemas.microsoft.com/office/drawing/2017/model3d" xmlns:o="urn:schemas-microsoft-com:office:office" xmlns:oel="http://schemas.microsoft.com/office/2019/extlst" xmlns:r="http://schemas.openxmlformats.org/officeDocument/2006/relationships" xmlns:m="http://schemas.openxmlformats.org/officeDocument/2006/math" xmlns:v="urn:schemas-microsoft-com:vml" xmlns:wp14="http://schemas.microsoft.com/office/word/2010/wordprocessingDrawing" xmlns:wp="http://schemas.openxmlformats.org/drawingml/2006/wordprocessingDrawing" xmlns:w10="urn:schemas-microsoft-com:office:word" xmlns:w="http://schemas.openxmlformats.org/wordprocessingml/2006/main" xmlns:w14="http://schemas.microsoft.com/office/word/2010/wordml" xmlns:w15="http://schemas.microsoft.com/office/word/2012/wordml" xmlns:w16cex="http://schemas.microsoft.com/office/word/2018/wordml/cex" xmlns:w16cid="http://schemas.microsoft.com/office/word/2016/wordml/cid" xmlns:w16="http://schemas.microsoft.com/office/word/2018/wordml" xmlns:w16du="http://schemas.microsoft.com/office/word/2023/wordml/word16du" xmlns:w16sdtdh="http://schemas.microsoft.com/office/word/2020/wordml/sdtdatahash" xmlns:w16se="http://schemas.microsoft.com/office/word/2015/wordml/symex" xmlns:wpg="http://schemas.microsoft.com/office/word/2010/wordprocessingGroup" xmlns:wpi="http://schemas.microsoft.com/office/word/2010/wordprocessingInk" xmlns:wne="http://schemas.microsoft.com/office/word/2006/wordml" xmlns:wps="http://schemas.microsoft.com/office/word/2010/wordprocessingShape" mc:Ignorable="w14 w15 w16se w16cid w16 w16cex w16sdtdh w16du wp14">
+<w:ftr xmlns:wpc="http://schemas.microsoft.com/office/word/2010/wordprocessingCanvas" xmlns:cx="http://schemas.microsoft.com/office/drawing/2014/chartex" xmlns:cx1="http://schemas.microsoft.com/office/drawing/2015/9/8/chartex" xmlns:cx2="http://schemas.microsoft.com/office/drawing/2015/10/21/chartex" xmlns:cx3="http://schemas.microsoft.com/office/drawing/2016/5/9/chartex" xmlns:cx4="http://schemas.microsoft.com/office/drawing/2016/5/10/chartex" xmlns:cx5="http://schemas.microsoft.com/office/drawing/2016/5/11/chartex" xmlns:cx6="http://schemas.microsoft.com/office/drawing/2016/5/12/chartex" xmlns:cx7="http://schemas.microsoft.com/office/drawing/2016/5/13/chartex" xmlns:cx8="http://schemas.microsoft.com/office/drawing/2016/5/14/chartex" xmlns:mc="http://schemas.openxmlformats.org/markup-compatibility/2006" xmlns:aink="http://schemas.microsoft.com/office/drawing/2016/ink" xmlns:am3d="http://schemas.microsoft.com/office/drawing/2017/model3d" xmlns:o="urn:schemas-microsoft-com:office:office" xmlns:oel="http://schemas.microsoft.com/office/2019/extlst" xmlns:r="http://schemas.openxmlformats.org/officeDocument/2006/relationships" xmlns:m="http://schemas.openxmlformats.org/officeDocument/2006/math" xmlns:v="urn:schemas-microsoft-com:vml" xmlns:wp14="http://schemas.microsoft.com/office/word/2010/wordprocessingDrawing" xmlns:wp="http://schemas.openxmlformats.org/drawingml/2006/wordprocessingDrawing" xmlns:w10="urn:schemas-microsoft-com:office:word" xmlns:w="http://schemas.openxmlformats.org/wordprocessingml/2006/main" xmlns:w14="http://schemas.microsoft.com/office/word/2010/wordml" xmlns:w15="http://schemas.microsoft.com/office/word/2012/wordml" xmlns:w16cex="http://schemas.microsoft.com/office/word/2018/wordml/cex" xmlns:w16cid="http://schemas.microsoft.com/office/word/2016/wordml/cid" xmlns:w16="http://schemas.microsoft.com/office/word/2018/wordml" xmlns:w16du="http://schemas.microsoft.com/office/word/2023/wordml/word16du" xmlns:w16sdtdh="http://schemas.microsoft.com/office/word/2020/wordml/sdtdatahash" xmlns:w16sdtfl="http://schemas.microsoft.com/office/word/2024/wordml/sdtformatlock" xmlns:w16se="http://schemas.microsoft.com/office/word/2015/wordml/symex" xmlns:wpg="http://schemas.microsoft.com/office/word/2010/wordprocessingGroup" xmlns:wpi="http://schemas.microsoft.com/office/word/2010/wordprocessingInk" xmlns:wne="http://schemas.microsoft.com/office/word/2006/wordml" xmlns:wps="http://schemas.microsoft.com/office/word/2010/wordprocessingShape" mc:Ignorable="w14 w15 w16se w16cid w16 w16cex w16sdtdh w16sdtfl w16du wp14">
   <w:p>
     <w:pPr>
       <w:pStyle w:val="Piedepgina"/>
@@ -3034,7 +2445,7 @@
 </file>
 
 <file path=word/footnotes.xml><?xml version="1.0" encoding="utf-8"?>
-<w:footnotes xmlns:wpc="http://schemas.microsoft.com/office/word/2010/wordprocessingCanvas" xmlns:cx="http://schemas.microsoft.com/office/drawing/2014/chartex" xmlns:cx1="http://schemas.microsoft.com/office/drawing/2015/9/8/chartex" xmlns:cx2="http://schemas.microsoft.com/office/drawing/2015/10/21/chartex" xmlns:cx3="http://schemas.microsoft.com/office/drawing/2016/5/9/chartex" xmlns:cx4="http://schemas.microsoft.com/office/drawing/2016/5/10/chartex" xmlns:cx5="http://schemas.microsoft.com/office/drawing/2016/5/11/chartex" xmlns:cx6="http://schemas.microsoft.com/office/drawing/2016/5/12/chartex" xmlns:cx7="http://schemas.microsoft.com/office/drawing/2016/5/13/chartex" xmlns:cx8="http://schemas.microsoft.com/office/drawing/2016/5/14/chartex" xmlns:mc="http://schemas.openxmlformats.org/markup-compatibility/2006" xmlns:aink="http://schemas.microsoft.com/office/drawing/2016/ink" xmlns:am3d="http://schemas.microsoft.com/office/drawing/2017/model3d" xmlns:o="urn:schemas-microsoft-com:office:office" xmlns:oel="http://schemas.microsoft.com/office/2019/extlst" xmlns:r="http://schemas.openxmlformats.org/officeDocument/2006/relationships" xmlns:m="http://schemas.openxmlformats.org/officeDocument/2006/math" xmlns:v="urn:schemas-microsoft-com:vml" xmlns:wp14="http://schemas.microsoft.com/office/word/2010/wordprocessingDrawing" xmlns:wp="http://schemas.openxmlformats.org/drawingml/2006/wordprocessingDrawing" xmlns:w10="urn:schemas-microsoft-com:office:word" xmlns:w="http://schemas.openxmlformats.org/wordprocessingml/2006/main" xmlns:w14="http://schemas.microsoft.com/office/word/2010/wordml" xmlns:w15="http://schemas.microsoft.com/office/word/2012/wordml" xmlns:w16cex="http://schemas.microsoft.com/office/word/2018/wordml/cex" xmlns:w16cid="http://schemas.microsoft.com/office/word/2016/wordml/cid" xmlns:w16="http://schemas.microsoft.com/office/word/2018/wordml" xmlns:w16du="http://schemas.microsoft.com/office/word/2023/wordml/word16du" xmlns:w16sdtdh="http://schemas.microsoft.com/office/word/2020/wordml/sdtdatahash" xmlns:w16se="http://schemas.microsoft.com/office/word/2015/wordml/symex" xmlns:wpg="http://schemas.microsoft.com/office/word/2010/wordprocessingGroup" xmlns:wpi="http://schemas.microsoft.com/office/word/2010/wordprocessingInk" xmlns:wne="http://schemas.microsoft.com/office/word/2006/wordml" xmlns:wps="http://schemas.microsoft.com/office/word/2010/wordprocessingShape" mc:Ignorable="w14 w15 w16se w16cid w16 w16cex w16sdtdh w16du wp14">
+<w:footnotes xmlns:wpc="http://schemas.microsoft.com/office/word/2010/wordprocessingCanvas" xmlns:cx="http://schemas.microsoft.com/office/drawing/2014/chartex" xmlns:cx1="http://schemas.microsoft.com/office/drawing/2015/9/8/chartex" xmlns:cx2="http://schemas.microsoft.com/office/drawing/2015/10/21/chartex" xmlns:cx3="http://schemas.microsoft.com/office/drawing/2016/5/9/chartex" xmlns:cx4="http://schemas.microsoft.com/office/drawing/2016/5/10/chartex" xmlns:cx5="http://schemas.microsoft.com/office/drawing/2016/5/11/chartex" xmlns:cx6="http://schemas.microsoft.com/office/drawing/2016/5/12/chartex" xmlns:cx7="http://schemas.microsoft.com/office/drawing/2016/5/13/chartex" xmlns:cx8="http://schemas.microsoft.com/office/drawing/2016/5/14/chartex" xmlns:mc="http://schemas.openxmlformats.org/markup-compatibility/2006" xmlns:aink="http://schemas.microsoft.com/office/drawing/2016/ink" xmlns:am3d="http://schemas.microsoft.com/office/drawing/2017/model3d" xmlns:o="urn:schemas-microsoft-com:office:office" xmlns:oel="http://schemas.microsoft.com/office/2019/extlst" xmlns:r="http://schemas.openxmlformats.org/officeDocument/2006/relationships" xmlns:m="http://schemas.openxmlformats.org/officeDocument/2006/math" xmlns:v="urn:schemas-microsoft-com:vml" xmlns:wp14="http://schemas.microsoft.com/office/word/2010/wordprocessingDrawing" xmlns:wp="http://schemas.openxmlformats.org/drawingml/2006/wordprocessingDrawing" xmlns:w10="urn:schemas-microsoft-com:office:word" xmlns:w="http://schemas.openxmlformats.org/wordprocessingml/2006/main" xmlns:w14="http://schemas.microsoft.com/office/word/2010/wordml" xmlns:w15="http://schemas.microsoft.com/office/word/2012/wordml" xmlns:w16cex="http://schemas.microsoft.com/office/word/2018/wordml/cex" xmlns:w16cid="http://schemas.microsoft.com/office/word/2016/wordml/cid" xmlns:w16="http://schemas.microsoft.com/office/word/2018/wordml" xmlns:w16du="http://schemas.microsoft.com/office/word/2023/wordml/word16du" xmlns:w16sdtdh="http://schemas.microsoft.com/office/word/2020/wordml/sdtdatahash" xmlns:w16sdtfl="http://schemas.microsoft.com/office/word/2024/wordml/sdtformatlock" xmlns:w16se="http://schemas.microsoft.com/office/word/2015/wordml/symex" xmlns:wpg="http://schemas.microsoft.com/office/word/2010/wordprocessingGroup" xmlns:wpi="http://schemas.microsoft.com/office/word/2010/wordprocessingInk" xmlns:wne="http://schemas.microsoft.com/office/word/2006/wordml" xmlns:wps="http://schemas.microsoft.com/office/word/2010/wordprocessingShape" mc:Ignorable="w14 w15 w16se w16cid w16 w16cex w16sdtdh w16sdtfl w16du wp14">
   <w:footnote w:type="separator" w:id="-1">
     <w:p>
       <w:r>
@@ -3053,7 +2464,7 @@
 </file>
 
 <file path=word/header1.xml><?xml version="1.0" encoding="utf-8"?>
-<w:hdr xmlns:wpc="http://schemas.microsoft.com/office/word/2010/wordprocessingCanvas" xmlns:cx="http://schemas.microsoft.com/office/drawing/2014/chartex" xmlns:cx1="http://schemas.microsoft.com/office/drawing/2015/9/8/chartex" xmlns:cx2="http://schemas.microsoft.com/office/drawing/2015/10/21/chartex" xmlns:cx3="http://schemas.microsoft.com/office/drawing/2016/5/9/chartex" xmlns:cx4="http://schemas.microsoft.com/office/drawing/2016/5/10/chartex" xmlns:cx5="http://schemas.microsoft.com/office/drawing/2016/5/11/chartex" xmlns:cx6="http://schemas.microsoft.com/office/drawing/2016/5/12/chartex" xmlns:cx7="http://schemas.microsoft.com/office/drawing/2016/5/13/chartex" xmlns:cx8="http://schemas.microsoft.com/office/drawing/2016/5/14/chartex" xmlns:mc="http://schemas.openxmlformats.org/markup-compatibility/2006" xmlns:aink="http://schemas.microsoft.com/office/drawing/2016/ink" xmlns:am3d="http://schemas.microsoft.com/office/drawing/2017/model3d" xmlns:o="urn:schemas-microsoft-com:office:office" xmlns:oel="http://schemas.microsoft.com/office/2019/extlst" xmlns:r="http://schemas.openxmlformats.org/officeDocument/2006/relationships" xmlns:m="http://schemas.openxmlformats.org/officeDocument/2006/math" xmlns:v="urn:schemas-microsoft-com:vml" xmlns:wp14="http://schemas.microsoft.com/office/word/2010/wordprocessingDrawing" xmlns:wp="http://schemas.openxmlformats.org/drawingml/2006/wordprocessingDrawing" xmlns:w10="urn:schemas-microsoft-com:office:word" xmlns:w="http://schemas.openxmlformats.org/wordprocessingml/2006/main" xmlns:w14="http://schemas.microsoft.com/office/word/2010/wordml" xmlns:w15="http://schemas.microsoft.com/office/word/2012/wordml" xmlns:w16cex="http://schemas.microsoft.com/office/word/2018/wordml/cex" xmlns:w16cid="http://schemas.microsoft.com/office/word/2016/wordml/cid" xmlns:w16="http://schemas.microsoft.com/office/word/2018/wordml" xmlns:w16du="http://schemas.microsoft.com/office/word/2023/wordml/word16du" xmlns:w16sdtdh="http://schemas.microsoft.com/office/word/2020/wordml/sdtdatahash" xmlns:w16se="http://schemas.microsoft.com/office/word/2015/wordml/symex" xmlns:wpg="http://schemas.microsoft.com/office/word/2010/wordprocessingGroup" xmlns:wpi="http://schemas.microsoft.com/office/word/2010/wordprocessingInk" xmlns:wne="http://schemas.microsoft.com/office/word/2006/wordml" xmlns:wps="http://schemas.microsoft.com/office/word/2010/wordprocessingShape" mc:Ignorable="w14 w15 w16se w16cid w16 w16cex w16sdtdh w16du wp14">
+<w:hdr xmlns:wpc="http://schemas.microsoft.com/office/word/2010/wordprocessingCanvas" xmlns:cx="http://schemas.microsoft.com/office/drawing/2014/chartex" xmlns:cx1="http://schemas.microsoft.com/office/drawing/2015/9/8/chartex" xmlns:cx2="http://schemas.microsoft.com/office/drawing/2015/10/21/chartex" xmlns:cx3="http://schemas.microsoft.com/office/drawing/2016/5/9/chartex" xmlns:cx4="http://schemas.microsoft.com/office/drawing/2016/5/10/chartex" xmlns:cx5="http://schemas.microsoft.com/office/drawing/2016/5/11/chartex" xmlns:cx6="http://schemas.microsoft.com/office/drawing/2016/5/12/chartex" xmlns:cx7="http://schemas.microsoft.com/office/drawing/2016/5/13/chartex" xmlns:cx8="http://schemas.microsoft.com/office/drawing/2016/5/14/chartex" xmlns:mc="http://schemas.openxmlformats.org/markup-compatibility/2006" xmlns:aink="http://schemas.microsoft.com/office/drawing/2016/ink" xmlns:am3d="http://schemas.microsoft.com/office/drawing/2017/model3d" xmlns:o="urn:schemas-microsoft-com:office:office" xmlns:oel="http://schemas.microsoft.com/office/2019/extlst" xmlns:r="http://schemas.openxmlformats.org/officeDocument/2006/relationships" xmlns:m="http://schemas.openxmlformats.org/officeDocument/2006/math" xmlns:v="urn:schemas-microsoft-com:vml" xmlns:wp14="http://schemas.microsoft.com/office/word/2010/wordprocessingDrawing" xmlns:wp="http://schemas.openxmlformats.org/drawingml/2006/wordprocessingDrawing" xmlns:w10="urn:schemas-microsoft-com:office:word" xmlns:w="http://schemas.openxmlformats.org/wordprocessingml/2006/main" xmlns:w14="http://schemas.microsoft.com/office/word/2010/wordml" xmlns:w15="http://schemas.microsoft.com/office/word/2012/wordml" xmlns:w16cex="http://schemas.microsoft.com/office/word/2018/wordml/cex" xmlns:w16cid="http://schemas.microsoft.com/office/word/2016/wordml/cid" xmlns:w16="http://schemas.microsoft.com/office/word/2018/wordml" xmlns:w16du="http://schemas.microsoft.com/office/word/2023/wordml/word16du" xmlns:w16sdtdh="http://schemas.microsoft.com/office/word/2020/wordml/sdtdatahash" xmlns:w16sdtfl="http://schemas.microsoft.com/office/word/2024/wordml/sdtformatlock" xmlns:w16se="http://schemas.microsoft.com/office/word/2015/wordml/symex" xmlns:wpg="http://schemas.microsoft.com/office/word/2010/wordprocessingGroup" xmlns:wpi="http://schemas.microsoft.com/office/word/2010/wordprocessingInk" xmlns:wne="http://schemas.microsoft.com/office/word/2006/wordml" xmlns:wps="http://schemas.microsoft.com/office/word/2010/wordprocessingShape" mc:Ignorable="w14 w15 w16se w16cid w16 w16cex w16sdtdh w16sdtfl w16du wp14">
   <w:p>
     <w:pPr>
       <w:pStyle w:val="Encabezado"/>
@@ -3189,7 +2600,7 @@
 </file>
 
 <file path=word/numbering.xml><?xml version="1.0" encoding="utf-8"?>
-<w:numbering xmlns:wpc="http://schemas.microsoft.com/office/word/2010/wordprocessingCanvas" xmlns:cx="http://schemas.microsoft.com/office/drawing/2014/chartex" xmlns:cx1="http://schemas.microsoft.com/office/drawing/2015/9/8/chartex" xmlns:cx2="http://schemas.microsoft.com/office/drawing/2015/10/21/chartex" xmlns:cx3="http://schemas.microsoft.com/office/drawing/2016/5/9/chartex" xmlns:cx4="http://schemas.microsoft.com/office/drawing/2016/5/10/chartex" xmlns:cx5="http://schemas.microsoft.com/office/drawing/2016/5/11/chartex" xmlns:cx6="http://schemas.microsoft.com/office/drawing/2016/5/12/chartex" xmlns:cx7="http://schemas.microsoft.com/office/drawing/2016/5/13/chartex" xmlns:cx8="http://schemas.microsoft.com/office/drawing/2016/5/14/chartex" xmlns:mc="http://schemas.openxmlformats.org/markup-compatibility/2006" xmlns:aink="http://schemas.microsoft.com/office/drawing/2016/ink" xmlns:am3d="http://schemas.microsoft.com/office/drawing/2017/model3d" xmlns:o="urn:schemas-microsoft-com:office:office" xmlns:oel="http://schemas.microsoft.com/office/2019/extlst" xmlns:r="http://schemas.openxmlformats.org/officeDocument/2006/relationships" xmlns:m="http://schemas.openxmlformats.org/officeDocument/2006/math" xmlns:v="urn:schemas-microsoft-com:vml" xmlns:wp14="http://schemas.microsoft.com/office/word/2010/wordprocessingDrawing" xmlns:wp="http://schemas.openxmlformats.org/drawingml/2006/wordprocessingDrawing" xmlns:w10="urn:schemas-microsoft-com:office:word" xmlns:w="http://schemas.openxmlformats.org/wordprocessingml/2006/main" xmlns:w14="http://schemas.microsoft.com/office/word/2010/wordml" xmlns:w15="http://schemas.microsoft.com/office/word/2012/wordml" xmlns:w16cex="http://schemas.microsoft.com/office/word/2018/wordml/cex" xmlns:w16cid="http://schemas.microsoft.com/office/word/2016/wordml/cid" xmlns:w16="http://schemas.microsoft.com/office/word/2018/wordml" xmlns:w16du="http://schemas.microsoft.com/office/word/2023/wordml/word16du" xmlns:w16sdtdh="http://schemas.microsoft.com/office/word/2020/wordml/sdtdatahash" xmlns:w16se="http://schemas.microsoft.com/office/word/2015/wordml/symex" xmlns:wpg="http://schemas.microsoft.com/office/word/2010/wordprocessingGroup" xmlns:wpi="http://schemas.microsoft.com/office/word/2010/wordprocessingInk" xmlns:wne="http://schemas.microsoft.com/office/word/2006/wordml" xmlns:wps="http://schemas.microsoft.com/office/word/2010/wordprocessingShape" mc:Ignorable="w14 w15 w16se w16cid w16 w16cex w16sdtdh w16du wp14">
+<w:numbering xmlns:wpc="http://schemas.microsoft.com/office/word/2010/wordprocessingCanvas" xmlns:cx="http://schemas.microsoft.com/office/drawing/2014/chartex" xmlns:cx1="http://schemas.microsoft.com/office/drawing/2015/9/8/chartex" xmlns:cx2="http://schemas.microsoft.com/office/drawing/2015/10/21/chartex" xmlns:cx3="http://schemas.microsoft.com/office/drawing/2016/5/9/chartex" xmlns:cx4="http://schemas.microsoft.com/office/drawing/2016/5/10/chartex" xmlns:cx5="http://schemas.microsoft.com/office/drawing/2016/5/11/chartex" xmlns:cx6="http://schemas.microsoft.com/office/drawing/2016/5/12/chartex" xmlns:cx7="http://schemas.microsoft.com/office/drawing/2016/5/13/chartex" xmlns:cx8="http://schemas.microsoft.com/office/drawing/2016/5/14/chartex" xmlns:mc="http://schemas.openxmlformats.org/markup-compatibility/2006" xmlns:aink="http://schemas.microsoft.com/office/drawing/2016/ink" xmlns:am3d="http://schemas.microsoft.com/office/drawing/2017/model3d" xmlns:o="urn:schemas-microsoft-com:office:office" xmlns:oel="http://schemas.microsoft.com/office/2019/extlst" xmlns:r="http://schemas.openxmlformats.org/officeDocument/2006/relationships" xmlns:m="http://schemas.openxmlformats.org/officeDocument/2006/math" xmlns:v="urn:schemas-microsoft-com:vml" xmlns:wp14="http://schemas.microsoft.com/office/word/2010/wordprocessingDrawing" xmlns:wp="http://schemas.openxmlformats.org/drawingml/2006/wordprocessingDrawing" xmlns:w10="urn:schemas-microsoft-com:office:word" xmlns:w="http://schemas.openxmlformats.org/wordprocessingml/2006/main" xmlns:w14="http://schemas.microsoft.com/office/word/2010/wordml" xmlns:w15="http://schemas.microsoft.com/office/word/2012/wordml" xmlns:w16cex="http://schemas.microsoft.com/office/word/2018/wordml/cex" xmlns:w16cid="http://schemas.microsoft.com/office/word/2016/wordml/cid" xmlns:w16="http://schemas.microsoft.com/office/word/2018/wordml" xmlns:w16du="http://schemas.microsoft.com/office/word/2023/wordml/word16du" xmlns:w16sdtdh="http://schemas.microsoft.com/office/word/2020/wordml/sdtdatahash" xmlns:w16sdtfl="http://schemas.microsoft.com/office/word/2024/wordml/sdtformatlock" xmlns:w16se="http://schemas.microsoft.com/office/word/2015/wordml/symex" xmlns:wpg="http://schemas.microsoft.com/office/word/2010/wordprocessingGroup" xmlns:wpi="http://schemas.microsoft.com/office/word/2010/wordprocessingInk" xmlns:wne="http://schemas.microsoft.com/office/word/2006/wordml" xmlns:wps="http://schemas.microsoft.com/office/word/2010/wordprocessingShape" mc:Ignorable="w14 w15 w16se w16cid w16 w16cex w16sdtdh w16sdtfl w16du wp14">
   <w:abstractNum w:abstractNumId="0" w15:restartNumberingAfterBreak="0">
     <w:nsid w:val="007A7B8C"/>
     <w:multiLevelType w:val="hybridMultilevel"/>
@@ -3902,7 +3313,7 @@
 </file>
 
 <file path=word/styles.xml><?xml version="1.0" encoding="utf-8"?>
-<w:styles xmlns:mc="http://schemas.openxmlformats.org/markup-compatibility/2006" xmlns:r="http://schemas.openxmlformats.org/officeDocument/2006/relationships" xmlns:w="http://schemas.openxmlformats.org/wordprocessingml/2006/main" xmlns:w14="http://schemas.microsoft.com/office/word/2010/wordml" xmlns:w15="http://schemas.microsoft.com/office/word/2012/wordml" xmlns:w16cex="http://schemas.microsoft.com/office/word/2018/wordml/cex" xmlns:w16cid="http://schemas.microsoft.com/office/word/2016/wordml/cid" xmlns:w16="http://schemas.microsoft.com/office/word/2018/wordml" xmlns:w16du="http://schemas.microsoft.com/office/word/2023/wordml/word16du" xmlns:w16sdtdh="http://schemas.microsoft.com/office/word/2020/wordml/sdtdatahash" xmlns:w16se="http://schemas.microsoft.com/office/word/2015/wordml/symex" mc:Ignorable="w14 w15 w16se w16cid w16 w16cex w16sdtdh w16du">
+<w:styles xmlns:mc="http://schemas.openxmlformats.org/markup-compatibility/2006" xmlns:r="http://schemas.openxmlformats.org/officeDocument/2006/relationships" xmlns:w="http://schemas.openxmlformats.org/wordprocessingml/2006/main" xmlns:w14="http://schemas.microsoft.com/office/word/2010/wordml" xmlns:w15="http://schemas.microsoft.com/office/word/2012/wordml" xmlns:w16cex="http://schemas.microsoft.com/office/word/2018/wordml/cex" xmlns:w16cid="http://schemas.microsoft.com/office/word/2016/wordml/cid" xmlns:w16="http://schemas.microsoft.com/office/word/2018/wordml" xmlns:w16du="http://schemas.microsoft.com/office/word/2023/wordml/word16du" xmlns:w16sdtdh="http://schemas.microsoft.com/office/word/2020/wordml/sdtdatahash" xmlns:w16sdtfl="http://schemas.microsoft.com/office/word/2024/wordml/sdtformatlock" xmlns:w16se="http://schemas.microsoft.com/office/word/2015/wordml/symex" mc:Ignorable="w14 w15 w16se w16cid w16 w16cex w16sdtdh w16sdtfl w16du">
   <w:docDefaults>
     <w:rPrDefault>
       <w:rPr>

--- a/docs/formatos/inspecciones/INSP-05 Reconectadores.docx
+++ b/docs/formatos/inspecciones/INSP-05 Reconectadores.docx
@@ -530,121 +530,6 @@
         </w:rPr>
       </w:pPr>
     </w:p>
-    <w:tbl>
-      <w:tblPr>
-        <w:tblW w:w="9284" w:type="dxa"/>
-        <w:tblCellMar>
-          <w:left w:w="70" w:type="dxa"/>
-          <w:right w:w="70" w:type="dxa"/>
-        </w:tblCellMar>
-        <w:tblLook w:val="04A0" w:firstRow="1" w:lastRow="0" w:firstColumn="1" w:lastColumn="0" w:noHBand="0" w:noVBand="1"/>
-      </w:tblPr>
-      <w:tblGrid>
-        <w:gridCol w:w="4890"/>
-        <w:gridCol w:w="4394"/>
-      </w:tblGrid>
-      <w:tr>
-        <w:trPr>
-          <w:trHeight w:val="300"/>
-        </w:trPr>
-        <w:tc>
-          <w:tcPr>
-            <w:tcW w:w="4890" w:type="dxa"/>
-            <w:tcBorders>
-              <w:top w:val="single" w:sz="4" w:space="0" w:color="auto"/>
-              <w:left w:val="single" w:sz="4" w:space="0" w:color="auto"/>
-              <w:bottom w:val="single" w:sz="4" w:space="0" w:color="auto"/>
-              <w:right w:val="single" w:sz="4" w:space="0" w:color="auto"/>
-            </w:tcBorders>
-            <w:noWrap/>
-            <w:vAlign w:val="center"/>
-            <w:hideMark/>
-          </w:tcPr>
-          <w:p>
-            <w:pPr>
-              <w:rPr>
-                <w:b/>
-                <w:bCs/>
-                <w:color w:val="000000"/>
-                <w:sz w:val="20"/>
-                <w:szCs w:val="20"/>
-              </w:rPr>
-            </w:pPr>
-            <w:r>
-              <w:rPr>
-                <w:b/>
-                <w:bCs/>
-                <w:color w:val="000000"/>
-                <w:sz w:val="20"/>
-                <w:szCs w:val="20"/>
-              </w:rPr>
-              <w:t>Participantes</w:t>
-            </w:r>
-            <w:r>
-              <w:rPr>
-                <w:b/>
-                <w:bCs/>
-                <w:color w:val="000000"/>
-                <w:sz w:val="20"/>
-                <w:szCs w:val="20"/>
-              </w:rPr>
-              <w:t>:</w:t>
-            </w:r>
-            <w:r>
-              <w:t xml:space="preserve"> </w:t>
-            </w:r>
-          </w:p>
-        </w:tc>
-        <w:tc>
-          <w:tcPr>
-            <w:tcW w:w="4394" w:type="dxa"/>
-            <w:tcBorders>
-              <w:top w:val="single" w:sz="4" w:space="0" w:color="auto"/>
-              <w:left w:val="nil"/>
-              <w:bottom w:val="single" w:sz="4" w:space="0" w:color="auto"/>
-              <w:right w:val="single" w:sz="4" w:space="0" w:color="auto"/>
-            </w:tcBorders>
-            <w:noWrap/>
-            <w:vAlign w:val="center"/>
-            <w:hideMark/>
-          </w:tcPr>
-          <w:p>
-            <w:pPr>
-              <w:rPr>
-                <w:b/>
-                <w:bCs/>
-                <w:color w:val="000000"/>
-                <w:sz w:val="20"/>
-                <w:szCs w:val="20"/>
-              </w:rPr>
-            </w:pPr>
-            <w:r>
-              <w:rPr>
-                <w:b/>
-                <w:bCs/>
-                <w:color w:val="000000"/>
-                <w:sz w:val="20"/>
-                <w:szCs w:val="20"/>
-              </w:rPr>
-              <w:t>Firma</w:t>
-            </w:r>
-            <w:r>
-              <w:rPr>
-                <w:b/>
-                <w:bCs/>
-                <w:color w:val="000000"/>
-                <w:sz w:val="20"/>
-                <w:szCs w:val="20"/>
-              </w:rPr>
-              <w:t>:</w:t>
-            </w:r>
-            <w:r>
-              <w:t xml:space="preserve"> </w:t>
-            </w:r>
-          </w:p>
-        </w:tc>
-      </w:tr>
-    </w:tbl>
     <w:p>
       <w:pPr>
         <w:rPr>

--- a/docs/formatos/inspecciones/INSP-05 Reconectadores.docx
+++ b/docs/formatos/inspecciones/INSP-05 Reconectadores.docx
@@ -530,6 +530,121 @@
         </w:rPr>
       </w:pPr>
     </w:p>
+    <w:tbl>
+      <w:tblPr>
+        <w:tblW w:w="9284" w:type="dxa"/>
+        <w:tblCellMar>
+          <w:left w:w="70" w:type="dxa"/>
+          <w:right w:w="70" w:type="dxa"/>
+        </w:tblCellMar>
+        <w:tblLook w:val="04A0" w:firstRow="1" w:lastRow="0" w:firstColumn="1" w:lastColumn="0" w:noHBand="0" w:noVBand="1"/>
+      </w:tblPr>
+      <w:tblGrid>
+        <w:gridCol w:w="4890"/>
+        <w:gridCol w:w="4394"/>
+      </w:tblGrid>
+      <w:tr>
+        <w:trPr>
+          <w:trHeight w:val="300"/>
+        </w:trPr>
+        <w:tc>
+          <w:tcPr>
+            <w:tcW w:w="4890" w:type="dxa"/>
+            <w:tcBorders>
+              <w:top w:val="single" w:sz="4" w:space="0" w:color="auto"/>
+              <w:left w:val="single" w:sz="4" w:space="0" w:color="auto"/>
+              <w:bottom w:val="single" w:sz="4" w:space="0" w:color="auto"/>
+              <w:right w:val="single" w:sz="4" w:space="0" w:color="auto"/>
+            </w:tcBorders>
+            <w:noWrap/>
+            <w:vAlign w:val="center"/>
+            <w:hideMark/>
+          </w:tcPr>
+          <w:p>
+            <w:pPr>
+              <w:rPr>
+                <w:b/>
+                <w:bCs/>
+                <w:color w:val="000000"/>
+                <w:sz w:val="20"/>
+                <w:szCs w:val="20"/>
+              </w:rPr>
+            </w:pPr>
+            <w:r>
+              <w:rPr>
+                <w:b/>
+                <w:bCs/>
+                <w:color w:val="000000"/>
+                <w:sz w:val="20"/>
+                <w:szCs w:val="20"/>
+              </w:rPr>
+              <w:t>Participantes</w:t>
+            </w:r>
+            <w:r>
+              <w:rPr>
+                <w:b/>
+                <w:bCs/>
+                <w:color w:val="000000"/>
+                <w:sz w:val="20"/>
+                <w:szCs w:val="20"/>
+              </w:rPr>
+              <w:t>:</w:t>
+            </w:r>
+            <w:r>
+              <w:t xml:space="preserve"> </w:t>
+            </w:r>
+          </w:p>
+        </w:tc>
+        <w:tc>
+          <w:tcPr>
+            <w:tcW w:w="4394" w:type="dxa"/>
+            <w:tcBorders>
+              <w:top w:val="single" w:sz="4" w:space="0" w:color="auto"/>
+              <w:left w:val="nil"/>
+              <w:bottom w:val="single" w:sz="4" w:space="0" w:color="auto"/>
+              <w:right w:val="single" w:sz="4" w:space="0" w:color="auto"/>
+            </w:tcBorders>
+            <w:noWrap/>
+            <w:vAlign w:val="center"/>
+            <w:hideMark/>
+          </w:tcPr>
+          <w:p>
+            <w:pPr>
+              <w:rPr>
+                <w:b/>
+                <w:bCs/>
+                <w:color w:val="000000"/>
+                <w:sz w:val="20"/>
+                <w:szCs w:val="20"/>
+              </w:rPr>
+            </w:pPr>
+            <w:r>
+              <w:rPr>
+                <w:b/>
+                <w:bCs/>
+                <w:color w:val="000000"/>
+                <w:sz w:val="20"/>
+                <w:szCs w:val="20"/>
+              </w:rPr>
+              <w:t/>
+            </w:r>
+            <w:r>
+              <w:rPr>
+                <w:b/>
+                <w:bCs/>
+                <w:color w:val="000000"/>
+                <w:sz w:val="20"/>
+                <w:szCs w:val="20"/>
+              </w:rPr>
+              <w:t/>
+            </w:r>
+            <w:r>
+              <w:t xml:space="preserve"/>
+            </w:r>
+          </w:p>
+        </w:tc>
+      </w:tr>
+    </w:tbl>
     <w:p>
       <w:pPr>
         <w:rPr>

--- a/docs/formatos/inspecciones/INSP-05 Reconectadores.docx
+++ b/docs/formatos/inspecciones/INSP-05 Reconectadores.docx
@@ -578,7 +578,7 @@
                 <w:sz w:val="20"/>
                 <w:szCs w:val="20"/>
               </w:rPr>
-              <w:t>Participantes</w:t>
+              <w:t>Participantes:</w:t>
             </w:r>
             <w:r>
               <w:rPr>
@@ -588,10 +588,10 @@
                 <w:sz w:val="20"/>
                 <w:szCs w:val="20"/>
               </w:rPr>
-              <w:t>:</w:t>
-            </w:r>
-            <w:r>
-              <w:t xml:space="preserve"> </w:t>
+              <w:t/>
+            </w:r>
+            <w:r>
+              <w:t xml:space="preserve"/>
             </w:r>
           </w:p>
         </w:tc>
@@ -708,7 +708,7 @@
                 <w:sz w:val="20"/>
                 <w:szCs w:val="20"/>
               </w:rPr>
-              <w:t>Encargado de actividad</w:t>
+              <w:t>Encargado de la actividad:</w:t>
             </w:r>
             <w:r>
               <w:rPr>
@@ -718,7 +718,7 @@
                 <w:sz w:val="20"/>
                 <w:szCs w:val="20"/>
               </w:rPr>
-              <w:t xml:space="preserve">: </w:t>
+              <w:t xml:space="preserve"/>
             </w:r>
           </w:p>
         </w:tc>
@@ -752,7 +752,7 @@
                 <w:sz w:val="20"/>
                 <w:szCs w:val="20"/>
               </w:rPr>
-              <w:t>Firma</w:t>
+              <w:t>Firma:</w:t>
             </w:r>
             <w:r>
               <w:rPr>
@@ -762,7 +762,7 @@
                 <w:sz w:val="20"/>
                 <w:szCs w:val="20"/>
               </w:rPr>
-              <w:t xml:space="preserve">: </w:t>
+              <w:t xml:space="preserve"/>
             </w:r>
           </w:p>
         </w:tc>
@@ -804,7 +804,7 @@
               <w:t>Supervisor Bbosch:</w:t>
             </w:r>
             <w:r>
-              <w:t xml:space="preserve"> </w:t>
+              <w:t xml:space="preserve"/>
             </w:r>
           </w:p>
         </w:tc>
@@ -848,7 +848,7 @@
                 <w:sz w:val="20"/>
                 <w:szCs w:val="20"/>
               </w:rPr>
-              <w:t xml:space="preserve"> </w:t>
+              <w:t xml:space="preserve"/>
             </w:r>
           </w:p>
         </w:tc>
@@ -891,7 +891,7 @@
               <w:t>Planificador Bbosch:</w:t>
             </w:r>
             <w:r>
-              <w:t xml:space="preserve"> </w:t>
+              <w:t xml:space="preserve"/>
             </w:r>
           </w:p>
         </w:tc>
@@ -929,7 +929,7 @@
               <w:t>Firma:</w:t>
             </w:r>
             <w:r>
-              <w:t xml:space="preserve"> </w:t>
+              <w:t xml:space="preserve"/>
             </w:r>
           </w:p>
         </w:tc>
